--- a/public/templates/URS.docx
+++ b/public/templates/URS.docx
@@ -257,7 +257,13 @@
             <w:rPr>
               <w:rStyle w:val="DocTitleChar"/>
             </w:rPr>
-            <w:t>{section_0}</w:t>
+            <w:t>&lt;Project Name&gt;</w:t>
+          </w:r>
+          <w:r>
+            <w:rPr>
+              <w:rStyle w:val="DocTitleChar"/>
+            </w:rPr>
+            <w:t xml:space="preserve"> </w:t>
           </w:r>
         </w:sdtContent>
       </w:sdt>
@@ -384,9 +390,115 @@
               <w:rPr>
                 <w:rFonts w:eastAsia="SimHei" w:cs="Times New Roman"/>
                 <w:szCs w:val="22"/>
-                <w:lang w:val="en-MY"/>
-              </w:rPr>
-              <w:t>{section_1}</w:t>
+              </w:rPr>
+              <w:t xml:space="preserve">Go to Insert </w:t>
+            </w:r>
+            <w:r>
+              <w:rPr>
+                <w:rFonts w:ascii="Wingdings" w:eastAsia="Wingdings" w:hAnsi="Wingdings" w:cs="Wingdings"/>
+                <w:szCs w:val="22"/>
+              </w:rPr>
+              <w:t></w:t>
+            </w:r>
+            <w:r>
+              <w:rPr>
+                <w:rFonts w:eastAsia="SimHei" w:cs="Times New Roman"/>
+                <w:szCs w:val="22"/>
+              </w:rPr>
+              <w:t xml:space="preserve"> Quick Parts </w:t>
+            </w:r>
+            <w:r>
+              <w:rPr>
+                <w:rFonts w:ascii="Wingdings" w:eastAsia="Wingdings" w:hAnsi="Wingdings" w:cs="Wingdings"/>
+                <w:szCs w:val="22"/>
+              </w:rPr>
+              <w:t></w:t>
+            </w:r>
+            <w:r>
+              <w:rPr>
+                <w:rFonts w:eastAsia="SimHei" w:cs="Times New Roman"/>
+                <w:szCs w:val="22"/>
+              </w:rPr>
+              <w:t xml:space="preserve"> </w:t>
+            </w:r>
+            <w:r>
+              <w:rPr>
+                <w:rFonts w:eastAsia="SimHei" w:cs="Times New Roman"/>
+                <w:szCs w:val="22"/>
+                <w:u w:val="single"/>
+              </w:rPr>
+              <w:t>F</w:t>
+            </w:r>
+            <w:r>
+              <w:rPr>
+                <w:rFonts w:eastAsia="SimHei" w:cs="Times New Roman"/>
+                <w:szCs w:val="22"/>
+              </w:rPr>
+              <w:t>ield</w:t>
+            </w:r>
+            <w:r>
+              <w:rPr>
+                <w:rFonts w:ascii="Wingdings" w:eastAsia="Wingdings" w:hAnsi="Wingdings" w:cs="Wingdings"/>
+                <w:szCs w:val="22"/>
+              </w:rPr>
+              <w:t></w:t>
+            </w:r>
+            <w:r>
+              <w:rPr>
+                <w:rFonts w:eastAsia="SimHei" w:cs="Times New Roman"/>
+                <w:szCs w:val="22"/>
+              </w:rPr>
+              <w:t xml:space="preserve"> </w:t>
+            </w:r>
+            <w:r>
+              <w:rPr>
+                <w:rFonts w:eastAsia="SimHei" w:cs="Times New Roman"/>
+                <w:szCs w:val="22"/>
+              </w:rPr>
+              <w:t>Filename</w:t>
+            </w:r>
+            <w:r>
+              <w:rPr>
+                <w:rFonts w:ascii="Wingdings" w:eastAsia="Wingdings" w:hAnsi="Wingdings" w:cs="Wingdings"/>
+                <w:szCs w:val="22"/>
+              </w:rPr>
+              <w:t></w:t>
+            </w:r>
+            <w:r>
+              <w:rPr>
+                <w:rFonts w:eastAsia="SimHei" w:cs="Times New Roman"/>
+                <w:szCs w:val="22"/>
+              </w:rPr>
+              <w:t xml:space="preserve"> Forma</w:t>
+            </w:r>
+            <w:r>
+              <w:rPr>
+                <w:rFonts w:eastAsia="SimHei" w:cs="Times New Roman"/>
+                <w:szCs w:val="22"/>
+                <w:u w:val="single"/>
+              </w:rPr>
+              <w:t>t</w:t>
+            </w:r>
+            <w:r>
+              <w:rPr>
+                <w:rFonts w:eastAsia="SimHei" w:cs="Times New Roman"/>
+                <w:szCs w:val="22"/>
+              </w:rPr>
+              <w:t xml:space="preserve"> </w:t>
+            </w:r>
+            <w:r>
+              <w:rPr>
+                <w:rFonts w:ascii="Wingdings" w:eastAsia="Wingdings" w:hAnsi="Wingdings" w:cs="Wingdings"/>
+                <w:szCs w:val="22"/>
+              </w:rPr>
+              <w:t></w:t>
+            </w:r>
+            <w:r>
+              <w:rPr>
+                <w:rFonts w:eastAsia="SimHei" w:cs="Times New Roman"/>
+                <w:szCs w:val="22"/>
+              </w:rPr>
+              <w:t xml:space="preserve"> (none)</w:t>
             </w:r>
           </w:p>
         </w:tc>
@@ -426,10 +538,10 @@
             </w:pPr>
             <w:r>
               <w:rPr>
-                <w:rFonts w:cstheme="minorHAnsi"/>
-                <w:lang w:val="en-MY"/>
-              </w:rPr>
-              <w:t>{section_2}</w:t>
+                <w:rFonts w:eastAsia="SimHei" w:cs="Times New Roman"/>
+                <w:szCs w:val="22"/>
+              </w:rPr>
+              <w:t>Software Quality Assurance (SQA)</w:t>
             </w:r>
           </w:p>
         </w:tc>
@@ -5486,20 +5598,6 @@
     </w:p>
     <w:p>
       <w:pPr>
-        <w:pStyle w:val="Content"/>
-      </w:pPr>
-      <w:r>
-        <w:t>{section_</w:t>
-      </w:r>
-      <w:r>
-        <w:t>4</w:t>
-      </w:r>
-      <w:r>
-        <w:t>}</w:t>
-      </w:r>
-    </w:p>
-    <w:p>
-      <w:pPr>
         <w:pStyle w:val="HeadingNumbered2"/>
       </w:pPr>
       <w:bookmarkStart w:id="10" w:name="_Toc322009495"/>
@@ -5523,14 +5621,58 @@
         <w:pStyle w:val="Content"/>
       </w:pPr>
       <w:r>
-        <w:t>{section_</w:t>
-      </w:r>
-      <w:r>
-        <w:t>5</w:t>
-      </w:r>
-      <w:r>
-        <w:t>}</w:t>
-      </w:r>
+        <w:t xml:space="preserve">This document details the business requirements for the </w:t>
+      </w:r>
+      <w:r>
+        <w:t>&lt;Project Name&gt;</w:t>
+      </w:r>
+      <w:r>
+        <w:t xml:space="preserve">. The objective of this document is </w:t>
+      </w:r>
+      <w:r>
+        <w:t xml:space="preserve">for </w:t>
+      </w:r>
+      <w:r>
+        <w:t>MIMOS Solutions</w:t>
+      </w:r>
+      <w:r>
+        <w:t>’</w:t>
+      </w:r>
+      <w:r>
+        <w:t xml:space="preserve"> </w:t>
+      </w:r>
+      <w:r>
+        <w:t xml:space="preserve">project team members to work with </w:t>
+      </w:r>
+      <w:r>
+        <w:t>&lt;C</w:t>
+      </w:r>
+      <w:r>
+        <w:t>ustomer</w:t>
+      </w:r>
+      <w:r>
+        <w:t>&gt;</w:t>
+      </w:r>
+      <w:r>
+        <w:t xml:space="preserve"> to analyse the business requirements for the development of the </w:t>
+      </w:r>
+      <w:r>
+        <w:t>&lt;</w:t>
+      </w:r>
+      <w:r>
+        <w:t>Project Name</w:t>
+      </w:r>
+      <w:r>
+        <w:t xml:space="preserve">&gt; </w:t>
+      </w:r>
+      <w:r>
+        <w:t>System.</w:t>
+      </w:r>
+    </w:p>
+    <w:p>
+      <w:pPr>
+        <w:pStyle w:val="Content"/>
+      </w:pPr>
     </w:p>
     <w:p>
       <w:pPr>
@@ -5551,20 +5693,139 @@
     <w:p>
       <w:pPr>
         <w:pStyle w:val="Content"/>
+      </w:pPr>
+      <w:r>
+        <w:t>&lt;This section shall descr</w:t>
+      </w:r>
+      <w:r>
+        <w:t xml:space="preserve">ibe the scope of this document. </w:t>
+      </w:r>
+      <w:r>
+        <w:t>Include supporting documents referred and need to be used to supplement the information in this section</w:t>
+      </w:r>
+      <w:r>
+        <w:t>.</w:t>
+      </w:r>
+      <w:r>
+        <w:t>&gt;</w:t>
+      </w:r>
+    </w:p>
+    <w:p>
+      <w:pPr>
+        <w:pStyle w:val="Content"/>
         <w:ind w:left="706"/>
         <w:rPr>
           <w:lang w:val="en-GB"/>
         </w:rPr>
       </w:pPr>
       <w:r>
-        <w:t>{section_</w:t>
-      </w:r>
-      <w:r>
-        <w:t>6</w:t>
-      </w:r>
-      <w:r>
-        <w:t>}</w:t>
-      </w:r>
+        <w:rPr>
+          <w:lang w:val="en-GB"/>
+        </w:rPr>
+        <w:t>Example:</w:t>
+      </w:r>
+    </w:p>
+    <w:p>
+      <w:pPr>
+        <w:pStyle w:val="Content"/>
+        <w:ind w:left="706"/>
+        <w:rPr>
+          <w:lang w:val="en-GB"/>
+        </w:rPr>
+      </w:pPr>
+      <w:r>
+        <w:rPr>
+          <w:lang w:val="en-GB"/>
+        </w:rPr>
+        <w:t xml:space="preserve">The scope of this document is to state the </w:t>
+      </w:r>
+      <w:r>
+        <w:rPr>
+          <w:lang w:val="en-GB"/>
+        </w:rPr>
+        <w:t>high-level</w:t>
+      </w:r>
+      <w:r>
+        <w:rPr>
+          <w:lang w:val="en-GB"/>
+        </w:rPr>
+        <w:t xml:space="preserve"> business requirement for the </w:t>
+      </w:r>
+      <w:r>
+        <w:rPr>
+          <w:lang w:val="en-GB"/>
+        </w:rPr>
+        <w:t>&lt;</w:t>
+      </w:r>
+      <w:r>
+        <w:t>Project N</w:t>
+      </w:r>
+      <w:r>
+        <w:t>ame&gt;</w:t>
+      </w:r>
+      <w:r>
+        <w:rPr>
+          <w:lang w:val="en-GB"/>
+        </w:rPr>
+        <w:t xml:space="preserve"> which covers modules</w:t>
+      </w:r>
+      <w:r>
+        <w:rPr>
+          <w:lang w:val="en-GB"/>
+        </w:rPr>
+        <w:t xml:space="preserve"> listed in section 2.3</w:t>
+      </w:r>
+      <w:r>
+        <w:rPr>
+          <w:lang w:val="en-GB"/>
+        </w:rPr>
+        <w:t xml:space="preserve">.  This </w:t>
+      </w:r>
+      <w:r>
+        <w:rPr>
+          <w:lang w:val="en-GB"/>
+        </w:rPr>
+        <w:t xml:space="preserve">document shall also refer to </w:t>
+      </w:r>
+      <w:r>
+        <w:rPr>
+          <w:lang w:val="en-GB"/>
+        </w:rPr>
+        <w:t>&lt;</w:t>
+      </w:r>
+      <w:r>
+        <w:t>D</w:t>
+      </w:r>
+      <w:r>
+        <w:t xml:space="preserve">ocument </w:t>
+      </w:r>
+      <w:r>
+        <w:t>N</w:t>
+      </w:r>
+      <w:r>
+        <w:t>ame</w:t>
+      </w:r>
+      <w:r>
+        <w:rPr>
+          <w:lang w:val="en-GB"/>
+        </w:rPr>
+        <w:t>&gt;</w:t>
+      </w:r>
+      <w:r>
+        <w:rPr>
+          <w:lang w:val="en-GB"/>
+        </w:rPr>
+        <w:t xml:space="preserve"> for common features.</w:t>
+      </w:r>
+    </w:p>
+    <w:p>
+      <w:pPr>
+        <w:pStyle w:val="Content"/>
+        <w:ind w:left="706"/>
+        <w:rPr>
+          <w:lang w:val="en-GB"/>
+        </w:rPr>
+      </w:pPr>
     </w:p>
     <w:p>
       <w:pPr>
@@ -5581,14 +5842,69 @@
         <w:pStyle w:val="Content"/>
       </w:pPr>
       <w:r>
-        <w:t>{section_</w:t>
-      </w:r>
-      <w:r>
-        <w:t>7</w:t>
-      </w:r>
-      <w:r>
-        <w:t>}</w:t>
-      </w:r>
+        <w:t xml:space="preserve">&lt; This section shall describe the </w:t>
+      </w:r>
+      <w:r>
+        <w:t>intended or target audience of this document</w:t>
+      </w:r>
+      <w:r>
+        <w:t>.</w:t>
+      </w:r>
+      <w:r>
+        <w:t>&gt;</w:t>
+      </w:r>
+    </w:p>
+    <w:p>
+      <w:pPr>
+        <w:pStyle w:val="Content"/>
+        <w:ind w:left="706"/>
+        <w:rPr>
+          <w:lang w:val="en-GB"/>
+        </w:rPr>
+      </w:pPr>
+      <w:r>
+        <w:rPr>
+          <w:lang w:val="en-GB"/>
+        </w:rPr>
+        <w:t>Example:</w:t>
+      </w:r>
+    </w:p>
+    <w:p>
+      <w:pPr>
+        <w:pStyle w:val="Content"/>
+        <w:rPr>
+          <w:lang w:val="en-GB"/>
+        </w:rPr>
+      </w:pPr>
+      <w:r>
+        <w:rPr>
+          <w:lang w:val="en-GB"/>
+        </w:rPr>
+        <w:t>T</w:t>
+      </w:r>
+      <w:r>
+        <w:rPr>
+          <w:lang w:val="en-GB"/>
+        </w:rPr>
+        <w:t xml:space="preserve">his document is </w:t>
+      </w:r>
+      <w:r>
+        <w:rPr>
+          <w:lang w:val="en-GB"/>
+        </w:rPr>
+        <w:t xml:space="preserve">intended to be used as reference </w:t>
+      </w:r>
+      <w:r>
+        <w:rPr>
+          <w:lang w:val="en-GB"/>
+        </w:rPr>
+        <w:t>by the project team in preparing SRS document, system design, and implementation of the system development and testing.</w:t>
+      </w:r>
+    </w:p>
+    <w:p>
+      <w:pPr>
+        <w:pStyle w:val="Content"/>
+      </w:pPr>
     </w:p>
     <w:p>
       <w:pPr>
@@ -5611,6 +5927,7 @@
       <w:bookmarkStart w:id="25" w:name="_Toc415665914"/>
       <w:bookmarkStart w:id="26" w:name="_Toc220596243"/>
       <w:r>
+        <w:lastRenderedPageBreak/>
         <w:t>References</w:t>
       </w:r>
       <w:bookmarkEnd w:id="21"/>
@@ -5625,47 +5942,174 @@
         <w:pStyle w:val="Content"/>
       </w:pPr>
       <w:r>
-        <w:t>{section_</w:t>
-      </w:r>
-      <w:r>
-        <w:t>8</w:t>
-      </w:r>
-      <w:r>
-        <w:t>}</w:t>
-      </w:r>
-    </w:p>
-    <w:p>
-      <w:pPr>
-        <w:pStyle w:val="Content"/>
-      </w:pPr>
-      <w:r>
-        <w:t>{#table_8_0}</w:t>
-      </w:r>
-    </w:p>
-    <w:p>
-      <w:pPr>
-        <w:pStyle w:val="Content"/>
-      </w:pPr>
-      <w:r>
-        <w:t>{No} | {References} | {</w:t>
-      </w:r>
-      <w:proofErr w:type="spellStart"/>
-      <w:r>
-        <w:t>Providedby</w:t>
-      </w:r>
-      <w:proofErr w:type="spellEnd"/>
-      <w:r>
-        <w:t>}</w:t>
-      </w:r>
-    </w:p>
-    <w:p>
-      <w:pPr>
-        <w:pStyle w:val="Content"/>
-      </w:pPr>
-      <w:r>
-        <w:t>{/table_8_0}</w:t>
-      </w:r>
-    </w:p>
+        <w:t xml:space="preserve">The following are the reference documents used, for detailing the business requirements for the </w:t>
+      </w:r>
+      <w:r>
+        <w:t>&lt;Project Name</w:t>
+      </w:r>
+      <w:r>
+        <w:t>&gt;: -</w:t>
+      </w:r>
+    </w:p>
+    <w:tbl>
+      <w:tblPr>
+        <w:tblStyle w:val="TableGrid"/>
+        <w:tblW w:w="8628" w:type="dxa"/>
+        <w:tblInd w:w="817" w:type="dxa"/>
+        <w:tblLayout w:type="fixed"/>
+        <w:tblLook w:val="04A0" w:firstRow="1" w:lastRow="0" w:firstColumn="1" w:lastColumn="0" w:noHBand="0" w:noVBand="1"/>
+      </w:tblPr>
+      <w:tblGrid>
+        <w:gridCol w:w="708"/>
+        <w:gridCol w:w="5717"/>
+        <w:gridCol w:w="2203"/>
+      </w:tblGrid>
+      <w:tr>
+        <w:trPr>
+          <w:trHeight w:val="498"/>
+        </w:trPr>
+        <w:tc>
+          <w:tcPr>
+            <w:tcW w:w="708" w:type="dxa"/>
+            <w:shd w:val="clear" w:color="auto" w:fill="D9D9D9" w:themeFill="background1" w:themeFillShade="D9"/>
+            <w:vAlign w:val="center"/>
+          </w:tcPr>
+          <w:p>
+            <w:pPr>
+              <w:pStyle w:val="TableHead311MB"/>
+            </w:pPr>
+            <w:r>
+              <w:t>No</w:t>
+            </w:r>
+            <w:r>
+              <w:t>.</w:t>
+            </w:r>
+          </w:p>
+        </w:tc>
+        <w:tc>
+          <w:tcPr>
+            <w:tcW w:w="5717" w:type="dxa"/>
+            <w:shd w:val="clear" w:color="auto" w:fill="D9D9D9" w:themeFill="background1" w:themeFillShade="D9"/>
+            <w:vAlign w:val="center"/>
+          </w:tcPr>
+          <w:p>
+            <w:pPr>
+              <w:pStyle w:val="TableHead311MB"/>
+            </w:pPr>
+            <w:r>
+              <w:t>References</w:t>
+            </w:r>
+          </w:p>
+        </w:tc>
+        <w:tc>
+          <w:tcPr>
+            <w:tcW w:w="2203" w:type="dxa"/>
+            <w:shd w:val="clear" w:color="auto" w:fill="D9D9D9" w:themeFill="background1" w:themeFillShade="D9"/>
+            <w:vAlign w:val="center"/>
+          </w:tcPr>
+          <w:p>
+            <w:pPr>
+              <w:pStyle w:val="TableHead311MB"/>
+            </w:pPr>
+            <w:r>
+              <w:t>Provided by</w:t>
+            </w:r>
+          </w:p>
+        </w:tc>
+      </w:tr>
+      <w:tr>
+        <w:tc>
+          <w:tcPr>
+            <w:tcW w:w="708" w:type="dxa"/>
+          </w:tcPr>
+          <w:p>
+            <w:pPr>
+              <w:pStyle w:val="ListParagraph"/>
+              <w:numPr>
+                <w:ilvl w:val="0"/>
+                <w:numId w:val="9"/>
+              </w:numPr>
+              <w:jc w:val="left"/>
+              <w:rPr>
+                <w:szCs w:val="22"/>
+              </w:rPr>
+            </w:pPr>
+          </w:p>
+        </w:tc>
+        <w:tc>
+          <w:tcPr>
+            <w:tcW w:w="5717" w:type="dxa"/>
+          </w:tcPr>
+          <w:p>
+            <w:pPr>
+              <w:jc w:val="left"/>
+              <w:rPr>
+                <w:rFonts w:eastAsia="Times New Roman"/>
+                <w:szCs w:val="22"/>
+              </w:rPr>
+            </w:pPr>
+            <w:r>
+              <w:rPr>
+                <w:rFonts w:eastAsia="Times New Roman"/>
+                <w:szCs w:val="22"/>
+              </w:rPr>
+              <w:t>&lt;Example&gt;</w:t>
+            </w:r>
+          </w:p>
+          <w:p>
+            <w:pPr>
+              <w:spacing w:after="200" w:line="276" w:lineRule="auto"/>
+              <w:rPr>
+                <w:szCs w:val="22"/>
+              </w:rPr>
+            </w:pPr>
+            <w:r>
+              <w:rPr>
+                <w:rFonts w:eastAsia="Times New Roman"/>
+                <w:szCs w:val="22"/>
+              </w:rPr>
+              <w:t xml:space="preserve">Dasar </w:t>
+            </w:r>
+            <w:proofErr w:type="spellStart"/>
+            <w:r>
+              <w:rPr>
+                <w:rFonts w:eastAsia="Times New Roman"/>
+                <w:szCs w:val="22"/>
+              </w:rPr>
+              <w:t>Keselamatan</w:t>
+            </w:r>
+            <w:proofErr w:type="spellEnd"/>
+            <w:r>
+              <w:rPr>
+                <w:rFonts w:eastAsia="Times New Roman"/>
+                <w:szCs w:val="22"/>
+              </w:rPr>
+              <w:t xml:space="preserve"> Sektor Awam</w:t>
+            </w:r>
+          </w:p>
+        </w:tc>
+        <w:tc>
+          <w:tcPr>
+            <w:tcW w:w="2203" w:type="dxa"/>
+          </w:tcPr>
+          <w:p>
+            <w:pPr>
+              <w:spacing w:after="200" w:line="276" w:lineRule="auto"/>
+              <w:jc w:val="center"/>
+              <w:rPr>
+                <w:szCs w:val="22"/>
+              </w:rPr>
+            </w:pPr>
+            <w:r>
+              <w:rPr>
+                <w:szCs w:val="22"/>
+              </w:rPr>
+              <w:t>MAMPU</w:t>
+            </w:r>
+          </w:p>
+        </w:tc>
+      </w:tr>
+    </w:tbl>
     <w:p>
       <w:pPr>
         <w:pStyle w:val="Caption"/>
@@ -5754,39 +6198,243 @@
         <w:pStyle w:val="Content"/>
       </w:pPr>
       <w:r>
-        <w:t>{section_</w:t>
-      </w:r>
-      <w:r>
-        <w:t>9</w:t>
-      </w:r>
-      <w:r>
-        <w:t>}</w:t>
-      </w:r>
-    </w:p>
-    <w:p>
-      <w:pPr>
-        <w:pStyle w:val="Content"/>
-      </w:pPr>
-      <w:r>
-        <w:t>{#table_9_0}</w:t>
-      </w:r>
-    </w:p>
-    <w:p>
-      <w:pPr>
-        <w:pStyle w:val="Content"/>
-      </w:pPr>
-      <w:r>
-        <w:t>{No} | {Standards} | {Purpose} | {Reference}</w:t>
-      </w:r>
-    </w:p>
-    <w:p>
-      <w:pPr>
-        <w:pStyle w:val="Content"/>
-      </w:pPr>
-      <w:r>
-        <w:t>{/table_9_0}</w:t>
-      </w:r>
-    </w:p>
+        <w:t>&lt;</w:t>
+      </w:r>
+      <w:r>
+        <w:t>This section shall identify all internal and external standards that will be adhered to in the development of the system. This will also identify those external standards that have been specified by the customer</w:t>
+      </w:r>
+      <w:r>
+        <w:t xml:space="preserve"> (this can be extracted from </w:t>
+      </w:r>
+      <w:r>
+        <w:t xml:space="preserve">contract or tender spec). </w:t>
+      </w:r>
+      <w:r>
+        <w:t>In case there are corresponding internal standards, this section shall outline the reasons for not using the internal standards.</w:t>
+      </w:r>
+      <w:r>
+        <w:t>&gt;</w:t>
+      </w:r>
+    </w:p>
+    <w:tbl>
+      <w:tblPr>
+        <w:tblStyle w:val="TableGrid"/>
+        <w:tblW w:w="8625" w:type="dxa"/>
+        <w:tblInd w:w="817" w:type="dxa"/>
+        <w:tblLook w:val="04A0" w:firstRow="1" w:lastRow="0" w:firstColumn="1" w:lastColumn="0" w:noHBand="0" w:noVBand="1"/>
+      </w:tblPr>
+      <w:tblGrid>
+        <w:gridCol w:w="618"/>
+        <w:gridCol w:w="2790"/>
+        <w:gridCol w:w="2880"/>
+        <w:gridCol w:w="2337"/>
+      </w:tblGrid>
+      <w:tr>
+        <w:trPr>
+          <w:trHeight w:val="480"/>
+          <w:tblHeader/>
+        </w:trPr>
+        <w:tc>
+          <w:tcPr>
+            <w:tcW w:w="618" w:type="dxa"/>
+            <w:shd w:val="clear" w:color="auto" w:fill="D9D9D9" w:themeFill="background1" w:themeFillShade="D9"/>
+            <w:vAlign w:val="center"/>
+          </w:tcPr>
+          <w:p>
+            <w:pPr>
+              <w:pStyle w:val="TableHead311MB"/>
+            </w:pPr>
+            <w:r>
+              <w:t>No</w:t>
+            </w:r>
+            <w:r>
+              <w:t>.</w:t>
+            </w:r>
+          </w:p>
+        </w:tc>
+        <w:tc>
+          <w:tcPr>
+            <w:tcW w:w="2790" w:type="dxa"/>
+            <w:shd w:val="clear" w:color="auto" w:fill="D9D9D9" w:themeFill="background1" w:themeFillShade="D9"/>
+            <w:vAlign w:val="center"/>
+          </w:tcPr>
+          <w:p>
+            <w:pPr>
+              <w:pStyle w:val="TableHead311MB"/>
+            </w:pPr>
+            <w:r>
+              <w:t>Standards</w:t>
+            </w:r>
+          </w:p>
+        </w:tc>
+        <w:tc>
+          <w:tcPr>
+            <w:tcW w:w="2880" w:type="dxa"/>
+            <w:shd w:val="clear" w:color="auto" w:fill="D9D9D9" w:themeFill="background1" w:themeFillShade="D9"/>
+            <w:vAlign w:val="center"/>
+          </w:tcPr>
+          <w:p>
+            <w:pPr>
+              <w:pStyle w:val="TableHead311MB"/>
+            </w:pPr>
+            <w:r>
+              <w:t>Purpose</w:t>
+            </w:r>
+          </w:p>
+        </w:tc>
+        <w:tc>
+          <w:tcPr>
+            <w:tcW w:w="2337" w:type="dxa"/>
+            <w:shd w:val="clear" w:color="auto" w:fill="D9D9D9" w:themeFill="background1" w:themeFillShade="D9"/>
+            <w:vAlign w:val="center"/>
+          </w:tcPr>
+          <w:p>
+            <w:pPr>
+              <w:pStyle w:val="TableHead311MB"/>
+            </w:pPr>
+            <w:r>
+              <w:t>Reference</w:t>
+            </w:r>
+          </w:p>
+        </w:tc>
+      </w:tr>
+      <w:tr>
+        <w:trPr>
+          <w:trHeight w:val="1245"/>
+        </w:trPr>
+        <w:tc>
+          <w:tcPr>
+            <w:tcW w:w="618" w:type="dxa"/>
+            <w:vAlign w:val="center"/>
+          </w:tcPr>
+          <w:p>
+            <w:pPr>
+              <w:pStyle w:val="ListParagraph"/>
+              <w:numPr>
+                <w:ilvl w:val="0"/>
+                <w:numId w:val="10"/>
+              </w:numPr>
+              <w:jc w:val="left"/>
+            </w:pPr>
+          </w:p>
+        </w:tc>
+        <w:tc>
+          <w:tcPr>
+            <w:tcW w:w="2790" w:type="dxa"/>
+            <w:vAlign w:val="center"/>
+          </w:tcPr>
+          <w:p>
+            <w:pPr>
+              <w:jc w:val="left"/>
+            </w:pPr>
+            <w:r>
+              <w:t>Capability Maturity Model Integration V3, Development</w:t>
+            </w:r>
+          </w:p>
+        </w:tc>
+        <w:tc>
+          <w:tcPr>
+            <w:tcW w:w="2880" w:type="dxa"/>
+            <w:vAlign w:val="center"/>
+          </w:tcPr>
+          <w:p>
+            <w:pPr>
+              <w:jc w:val="left"/>
+            </w:pPr>
+            <w:r>
+              <w:t>St</w:t>
+            </w:r>
+            <w:r>
+              <w:t xml:space="preserve">andard </w:t>
+            </w:r>
+            <w:r>
+              <w:t xml:space="preserve">guideline for </w:t>
+            </w:r>
+            <w:r>
+              <w:t xml:space="preserve">template </w:t>
+            </w:r>
+          </w:p>
+        </w:tc>
+        <w:tc>
+          <w:tcPr>
+            <w:tcW w:w="2337" w:type="dxa"/>
+            <w:vAlign w:val="center"/>
+          </w:tcPr>
+          <w:p>
+            <w:pPr>
+              <w:jc w:val="left"/>
+            </w:pPr>
+            <w:r>
+              <w:t>MIMOS Solutions</w:t>
+            </w:r>
+          </w:p>
+        </w:tc>
+      </w:tr>
+      <w:tr>
+        <w:trPr>
+          <w:trHeight w:val="507"/>
+        </w:trPr>
+        <w:tc>
+          <w:tcPr>
+            <w:tcW w:w="618" w:type="dxa"/>
+            <w:vAlign w:val="center"/>
+          </w:tcPr>
+          <w:p>
+            <w:pPr>
+              <w:pStyle w:val="ListParagraph"/>
+              <w:numPr>
+                <w:ilvl w:val="0"/>
+                <w:numId w:val="10"/>
+              </w:numPr>
+              <w:jc w:val="left"/>
+            </w:pPr>
+          </w:p>
+        </w:tc>
+        <w:tc>
+          <w:tcPr>
+            <w:tcW w:w="2790" w:type="dxa"/>
+            <w:vAlign w:val="center"/>
+          </w:tcPr>
+          <w:p>
+            <w:pPr>
+              <w:jc w:val="left"/>
+              <w:rPr>
+                <w:rFonts w:eastAsia="Times New Roman"/>
+                <w:szCs w:val="22"/>
+              </w:rPr>
+            </w:pPr>
+          </w:p>
+        </w:tc>
+        <w:tc>
+          <w:tcPr>
+            <w:tcW w:w="2880" w:type="dxa"/>
+            <w:vAlign w:val="center"/>
+          </w:tcPr>
+          <w:p>
+            <w:pPr>
+              <w:jc w:val="left"/>
+              <w:rPr>
+                <w:szCs w:val="22"/>
+              </w:rPr>
+            </w:pPr>
+          </w:p>
+        </w:tc>
+        <w:tc>
+          <w:tcPr>
+            <w:tcW w:w="2337" w:type="dxa"/>
+            <w:vAlign w:val="center"/>
+          </w:tcPr>
+          <w:p>
+            <w:pPr>
+              <w:jc w:val="left"/>
+              <w:rPr>
+                <w:szCs w:val="22"/>
+              </w:rPr>
+            </w:pPr>
+          </w:p>
+        </w:tc>
+      </w:tr>
+    </w:tbl>
     <w:p>
       <w:pPr>
         <w:pStyle w:val="Caption"/>
@@ -5875,25 +6523,18 @@
     </w:p>
     <w:p>
       <w:pPr>
+        <w:pStyle w:val="HeadingNumbered2"/>
+      </w:pPr>
+      <w:bookmarkStart w:id="50" w:name="_Toc220596246"/>
+      <w:r>
+        <w:t>Background</w:t>
+      </w:r>
+      <w:bookmarkEnd w:id="50"/>
+    </w:p>
+    <w:p>
+      <w:pPr>
         <w:pStyle w:val="Content"/>
-      </w:pPr>
-      <w:r>
-        <w:t>{section_}</w:t>
-      </w:r>
-    </w:p>
-    <w:p>
-      <w:pPr>
-        <w:pStyle w:val="HeadingNumbered2"/>
-      </w:pPr>
-      <w:bookmarkStart w:id="50" w:name="_Toc220596246"/>
-      <w:r>
-        <w:t>Background</w:t>
-      </w:r>
-      <w:bookmarkEnd w:id="50"/>
-    </w:p>
-    <w:p>
-      <w:pPr>
-        <w:pStyle w:val="Content"/>
+        <w:ind w:left="706"/>
         <w:rPr>
           <w:rFonts w:cstheme="minorHAnsi"/>
           <w:szCs w:val="22"/>
@@ -5904,9 +6545,195 @@
         <w:rPr>
           <w:rFonts w:cstheme="minorHAnsi"/>
           <w:szCs w:val="22"/>
-        </w:rPr>
-        <w:t>{section_}</w:t>
-      </w:r>
+          <w:lang w:val="en-US"/>
+        </w:rPr>
+        <w:t>&lt;</w:t>
+      </w:r>
+      <w:r>
+        <w:rPr>
+          <w:rFonts w:cstheme="minorHAnsi"/>
+          <w:szCs w:val="22"/>
+          <w:lang w:val="en-US"/>
+        </w:rPr>
+        <w:t xml:space="preserve">Describe at the organization level the reason and </w:t>
+      </w:r>
+      <w:r>
+        <w:rPr>
+          <w:rFonts w:cstheme="minorHAnsi"/>
+          <w:b/>
+          <w:szCs w:val="22"/>
+          <w:lang w:val="en-US"/>
+        </w:rPr>
+        <w:t>background</w:t>
+      </w:r>
+      <w:r>
+        <w:rPr>
+          <w:rFonts w:cstheme="minorHAnsi"/>
+          <w:szCs w:val="22"/>
+          <w:lang w:val="en-US"/>
+        </w:rPr>
+        <w:t xml:space="preserve"> for which the organization is pursuing new business or changing the current business in order to fit a new management environment. </w:t>
+      </w:r>
+    </w:p>
+    <w:p>
+      <w:pPr>
+        <w:pStyle w:val="Content"/>
+        <w:ind w:left="706"/>
+        <w:rPr>
+          <w:rFonts w:cstheme="minorHAnsi"/>
+          <w:szCs w:val="22"/>
+          <w:lang w:val="en-US"/>
+        </w:rPr>
+      </w:pPr>
+      <w:r>
+        <w:rPr>
+          <w:rFonts w:cstheme="minorHAnsi"/>
+          <w:szCs w:val="22"/>
+          <w:lang w:val="en-US"/>
+        </w:rPr>
+        <w:t>In this context it</w:t>
+      </w:r>
+      <w:r>
+        <w:rPr>
+          <w:rFonts w:cstheme="minorHAnsi"/>
+          <w:szCs w:val="22"/>
+        </w:rPr>
+        <w:t xml:space="preserve"> </w:t>
+      </w:r>
+      <w:r>
+        <w:rPr>
+          <w:rFonts w:cstheme="minorHAnsi"/>
+          <w:szCs w:val="22"/>
+          <w:lang w:val="en-US"/>
+        </w:rPr>
+        <w:t>should describe</w:t>
+      </w:r>
+      <w:r>
+        <w:rPr>
+          <w:rFonts w:cstheme="minorHAnsi"/>
+          <w:szCs w:val="22"/>
+          <w:lang w:val="en-US"/>
+        </w:rPr>
+        <w:t>:</w:t>
+      </w:r>
+    </w:p>
+    <w:p>
+      <w:pPr>
+        <w:pStyle w:val="Content"/>
+        <w:numPr>
+          <w:ilvl w:val="0"/>
+          <w:numId w:val="13"/>
+        </w:numPr>
+        <w:rPr>
+          <w:rFonts w:cstheme="minorHAnsi"/>
+          <w:szCs w:val="22"/>
+          <w:lang w:val="en-US"/>
+        </w:rPr>
+      </w:pPr>
+      <w:r>
+        <w:rPr>
+          <w:rFonts w:cstheme="minorHAnsi"/>
+          <w:szCs w:val="22"/>
+          <w:lang w:val="en-US"/>
+        </w:rPr>
+        <w:t>H</w:t>
+      </w:r>
+      <w:r>
+        <w:rPr>
+          <w:rFonts w:cstheme="minorHAnsi"/>
+          <w:szCs w:val="22"/>
+          <w:lang w:val="en-US"/>
+        </w:rPr>
+        <w:t>ow the proposed system will contribute</w:t>
+      </w:r>
+      <w:r>
+        <w:rPr>
+          <w:rFonts w:cstheme="minorHAnsi"/>
+          <w:szCs w:val="22"/>
+          <w:lang w:val="en-US"/>
+        </w:rPr>
+        <w:t xml:space="preserve"> to meeting business</w:t>
+      </w:r>
+      <w:r>
+        <w:rPr>
+          <w:rFonts w:cstheme="minorHAnsi"/>
+          <w:szCs w:val="22"/>
+          <w:lang w:val="en-US"/>
+        </w:rPr>
+        <w:t xml:space="preserve"> </w:t>
+      </w:r>
+      <w:r>
+        <w:rPr>
+          <w:rFonts w:cstheme="minorHAnsi"/>
+          <w:szCs w:val="22"/>
+          <w:lang w:val="en-US"/>
+        </w:rPr>
+        <w:t xml:space="preserve">model, </w:t>
+      </w:r>
+      <w:r>
+        <w:rPr>
+          <w:rFonts w:cstheme="minorHAnsi"/>
+          <w:szCs w:val="22"/>
+          <w:lang w:val="en-US"/>
+        </w:rPr>
+        <w:t xml:space="preserve">goal and </w:t>
+      </w:r>
+      <w:r>
+        <w:rPr>
+          <w:rFonts w:cstheme="minorHAnsi"/>
+          <w:szCs w:val="22"/>
+          <w:lang w:val="en-US"/>
+        </w:rPr>
+        <w:t>objectives</w:t>
+      </w:r>
+      <w:r>
+        <w:rPr>
+          <w:rFonts w:cstheme="minorHAnsi"/>
+          <w:szCs w:val="22"/>
+          <w:lang w:val="en-US"/>
+        </w:rPr>
+        <w:t xml:space="preserve">. </w:t>
+      </w:r>
+    </w:p>
+    <w:p>
+      <w:pPr>
+        <w:pStyle w:val="Content"/>
+        <w:numPr>
+          <w:ilvl w:val="0"/>
+          <w:numId w:val="13"/>
+        </w:numPr>
+        <w:rPr>
+          <w:rFonts w:cstheme="minorHAnsi"/>
+          <w:szCs w:val="22"/>
+          <w:lang w:val="en-US"/>
+        </w:rPr>
+      </w:pPr>
+      <w:r>
+        <w:t>S</w:t>
+      </w:r>
+      <w:r>
+        <w:t>cope of the work to be done</w:t>
+      </w:r>
+      <w:r>
+        <w:t xml:space="preserve"> and scope of the system being developed or changed</w:t>
+      </w:r>
+      <w:r>
+        <w:t>. The boundary of the work shall be clearly set, by specifying what will be done and more importantly what will not be done.</w:t>
+      </w:r>
+      <w:r>
+        <w:t>&gt;</w:t>
+      </w:r>
+    </w:p>
+    <w:p>
+      <w:pPr>
+        <w:pStyle w:val="Content"/>
+        <w:ind w:left="1485"/>
+        <w:rPr>
+          <w:rFonts w:cstheme="minorHAnsi"/>
+          <w:szCs w:val="22"/>
+          <w:lang w:val="en-US"/>
+        </w:rPr>
+      </w:pPr>
     </w:p>
     <w:p>
       <w:pPr>
@@ -5923,6 +6750,38 @@
         <w:t>Scope of Work</w:t>
       </w:r>
       <w:bookmarkEnd w:id="51"/>
+    </w:p>
+    <w:p>
+      <w:pPr>
+        <w:pStyle w:val="Content"/>
+        <w:rPr>
+          <w:lang w:val="en-US"/>
+        </w:rPr>
+      </w:pPr>
+      <w:r>
+        <w:rPr>
+          <w:rFonts w:cstheme="minorHAnsi"/>
+          <w:szCs w:val="22"/>
+          <w:lang w:val="en-US"/>
+        </w:rPr>
+        <w:t>&lt;Describe the scope of work</w:t>
+      </w:r>
+      <w:r>
+        <w:rPr>
+          <w:rFonts w:cstheme="minorHAnsi"/>
+          <w:szCs w:val="22"/>
+          <w:lang w:val="en-US"/>
+        </w:rPr>
+        <w:t>.</w:t>
+      </w:r>
+      <w:r>
+        <w:rPr>
+          <w:rFonts w:cstheme="minorHAnsi"/>
+          <w:szCs w:val="22"/>
+          <w:lang w:val="en-US"/>
+        </w:rPr>
+        <w:t>&gt;</w:t>
+      </w:r>
     </w:p>
     <w:p>
       <w:pPr>
@@ -5935,13 +6794,6 @@
           <w:lang w:val="en-US"/>
         </w:rPr>
       </w:pPr>
-      <w:r>
-        <w:rPr>
-          <w:rFonts w:cstheme="minorHAnsi"/>
-          <w:szCs w:val="22"/>
-        </w:rPr>
-        <w:t>{section_}</w:t>
-      </w:r>
     </w:p>
     <w:p>
       <w:pPr>
@@ -5961,15 +6813,357 @@
     <w:p>
       <w:pPr>
         <w:pStyle w:val="Content"/>
-      </w:pPr>
-      <w:r>
-        <w:t>{section_}</w:t>
+        <w:ind w:left="706"/>
+      </w:pPr>
+      <w:r>
+        <w:t>&lt;</w:t>
+      </w:r>
+      <w:r>
+        <w:t xml:space="preserve">This section </w:t>
+      </w:r>
+      <w:r>
+        <w:t>is to document the</w:t>
+      </w:r>
+      <w:r>
+        <w:t xml:space="preserve"> gap analysis, where a</w:t>
+      </w:r>
+      <w:r>
+        <w:t xml:space="preserve">n understanding of the current business process is useful in establishing the basis for a new improved process. </w:t>
+      </w:r>
+    </w:p>
+    <w:p>
+      <w:pPr>
+        <w:pStyle w:val="Content"/>
+        <w:ind w:left="706"/>
+      </w:pPr>
+      <w:r>
+        <w:t>De</w:t>
+      </w:r>
+      <w:r>
+        <w:t>scribe current business process and</w:t>
+      </w:r>
+      <w:r>
+        <w:t xml:space="preserve"> business structure</w:t>
+      </w:r>
+      <w:r>
+        <w:t xml:space="preserve"> (e.g. system activities and process flow)</w:t>
+      </w:r>
+      <w:r>
+        <w:t xml:space="preserve">. </w:t>
+      </w:r>
+    </w:p>
+    <w:p>
+      <w:pPr>
+        <w:pStyle w:val="Content"/>
+        <w:ind w:left="706"/>
+      </w:pPr>
+      <w:r>
+        <w:t>Identify</w:t>
+      </w:r>
+      <w:r>
+        <w:t xml:space="preserve"> current business operation constraints</w:t>
+      </w:r>
+      <w:r>
+        <w:t xml:space="preserve"> and problems</w:t>
+      </w:r>
+      <w:r>
+        <w:t xml:space="preserve"> (gap analysis)</w:t>
+      </w:r>
+      <w:r>
+        <w:t xml:space="preserve">. </w:t>
+      </w:r>
+      <w:r>
+        <w:t xml:space="preserve">When doing this it is useful to consider opportunities for improvement for all problems identified. </w:t>
+      </w:r>
+      <w:r>
+        <w:t>Also,</w:t>
+      </w:r>
+      <w:r>
+        <w:t xml:space="preserve"> clearly document a</w:t>
+      </w:r>
+      <w:r>
+        <w:t xml:space="preserve">ny legislative changes required (including </w:t>
+      </w:r>
+      <w:r>
+        <w:rPr>
+          <w:rFonts w:cstheme="minorHAnsi"/>
+          <w:bCs/>
+          <w:szCs w:val="22"/>
+          <w:lang w:val="en-US"/>
+        </w:rPr>
+        <w:t>business operational policies and rules)</w:t>
+      </w:r>
+    </w:p>
+    <w:p>
+      <w:pPr>
+        <w:pStyle w:val="Content"/>
+        <w:numPr>
+          <w:ilvl w:val="0"/>
+          <w:numId w:val="14"/>
+        </w:numPr>
+      </w:pPr>
+      <w:r>
+        <w:t xml:space="preserve">If there is an existing document describing </w:t>
+      </w:r>
+      <w:r>
+        <w:t>current</w:t>
+      </w:r>
+      <w:r>
+        <w:t xml:space="preserve"> process, please make reference to here.</w:t>
+      </w:r>
+    </w:p>
+    <w:p>
+      <w:pPr>
+        <w:pStyle w:val="Content"/>
+        <w:numPr>
+          <w:ilvl w:val="0"/>
+          <w:numId w:val="14"/>
+        </w:numPr>
+      </w:pPr>
+      <w:r>
+        <w:t>If the current process do</w:t>
+      </w:r>
+      <w:r>
+        <w:t xml:space="preserve">es not exist then omit this sub-section. </w:t>
+      </w:r>
+    </w:p>
+    <w:p>
+      <w:pPr>
+        <w:pStyle w:val="Content"/>
+      </w:pPr>
+      <w:r>
+        <w:rPr>
+          <w:rFonts w:cstheme="minorHAnsi"/>
+          <w:szCs w:val="22"/>
+          <w:lang w:val="en-US"/>
+        </w:rPr>
+        <w:lastRenderedPageBreak/>
+        <w:t>A diagrammatic description</w:t>
+      </w:r>
+      <w:r>
+        <w:rPr>
+          <w:rFonts w:cstheme="minorHAnsi"/>
+          <w:szCs w:val="22"/>
+          <w:lang w:val="en-US"/>
+        </w:rPr>
+        <w:t xml:space="preserve"> </w:t>
+      </w:r>
+      <w:r>
+        <w:rPr>
+          <w:rFonts w:cstheme="minorHAnsi"/>
+          <w:szCs w:val="22"/>
+          <w:lang w:val="en-US"/>
+        </w:rPr>
+        <w:t xml:space="preserve">can be used to describe an </w:t>
+      </w:r>
+      <w:r>
+        <w:rPr>
+          <w:rFonts w:cstheme="minorHAnsi"/>
+          <w:szCs w:val="22"/>
+          <w:lang w:val="en-US"/>
+        </w:rPr>
+        <w:t>impacted, removed or new process</w:t>
+      </w:r>
+      <w:r>
+        <w:rPr>
+          <w:rFonts w:cstheme="minorHAnsi"/>
+          <w:szCs w:val="22"/>
+          <w:lang w:val="en-US"/>
+        </w:rPr>
+        <w:t xml:space="preserve">.  </w:t>
+      </w:r>
+      <w:r>
+        <w:rPr>
+          <w:rFonts w:cstheme="minorHAnsi"/>
+          <w:szCs w:val="22"/>
+          <w:lang w:val="en-US"/>
+        </w:rPr>
+        <w:t xml:space="preserve">Sample as </w:t>
+      </w:r>
+      <w:r>
+        <w:rPr>
+          <w:rFonts w:cstheme="minorHAnsi"/>
+          <w:szCs w:val="22"/>
+          <w:lang w:val="en-US"/>
+        </w:rPr>
+        <w:t xml:space="preserve">Figure 1, show impacted changes on the current system and </w:t>
+      </w:r>
+      <w:r>
+        <w:t>scope of the system being developed or changed.</w:t>
+      </w:r>
+      <w:r>
+        <w:t>&gt;</w:t>
+      </w:r>
+    </w:p>
+    <w:p>
+      <w:pPr>
+        <w:pStyle w:val="Content"/>
+      </w:pPr>
+    </w:p>
+    <w:p>
+      <w:pPr>
+        <w:pStyle w:val="Content"/>
+        <w:spacing w:after="0" w:line="240" w:lineRule="auto"/>
+        <w:jc w:val="center"/>
+      </w:pPr>
+      <w:r>
+        <w:rPr>
+          <w:noProof/>
+          <w:lang w:eastAsia="en-MY"/>
+        </w:rPr>
+        <mc:AlternateContent>
+          <mc:Choice Requires="wps">
+            <w:drawing>
+              <wp:anchor distT="0" distB="0" distL="114300" distR="114300" simplePos="0" relativeHeight="251658240" behindDoc="0" locked="0" layoutInCell="1" allowOverlap="1" wp14:anchorId="0AD38036" wp14:editId="40E785E3">
+                <wp:simplePos x="0" y="0"/>
+                <wp:positionH relativeFrom="column">
+                  <wp:posOffset>238760</wp:posOffset>
+                </wp:positionH>
+                <wp:positionV relativeFrom="paragraph">
+                  <wp:posOffset>-116840</wp:posOffset>
+                </wp:positionV>
+                <wp:extent cx="6076950" cy="3543300"/>
+                <wp:effectExtent l="57150" t="19050" r="76200" b="95250"/>
+                <wp:wrapNone/>
+                <wp:docPr id="4" name="Rectangle 4"/>
+                <wp:cNvGraphicFramePr/>
+                <a:graphic xmlns:a="http://schemas.openxmlformats.org/drawingml/2006/main">
+                  <a:graphicData uri="http://schemas.microsoft.com/office/word/2010/wordprocessingShape">
+                    <wps:wsp>
+                      <wps:cNvSpPr/>
+                      <wps:spPr>
+                        <a:xfrm>
+                          <a:off x="0" y="0"/>
+                          <a:ext cx="6076950" cy="3543300"/>
+                        </a:xfrm>
+                        <a:prstGeom prst="rect">
+                          <a:avLst/>
+                        </a:prstGeom>
+                        <a:noFill/>
+                        <a:ln>
+                          <a:solidFill>
+                            <a:schemeClr val="tx1">
+                              <a:lumMod val="50000"/>
+                              <a:lumOff val="50000"/>
+                            </a:schemeClr>
+                          </a:solidFill>
+                        </a:ln>
+                      </wps:spPr>
+                      <wps:style>
+                        <a:lnRef idx="1">
+                          <a:schemeClr val="accent1"/>
+                        </a:lnRef>
+                        <a:fillRef idx="3">
+                          <a:schemeClr val="accent1"/>
+                        </a:fillRef>
+                        <a:effectRef idx="2">
+                          <a:schemeClr val="accent1"/>
+                        </a:effectRef>
+                        <a:fontRef idx="minor">
+                          <a:schemeClr val="lt1"/>
+                        </a:fontRef>
+                      </wps:style>
+                      <wps:bodyPr rot="0" spcFirstLastPara="0" vertOverflow="overflow" horzOverflow="overflow" vert="horz" wrap="square" lIns="91440" tIns="45720" rIns="91440" bIns="45720" numCol="1" spcCol="0" rtlCol="0" fromWordArt="0" anchor="ctr" anchorCtr="0" forceAA="0" compatLnSpc="1">
+                        <a:prstTxWarp prst="textNoShape">
+                          <a:avLst/>
+                        </a:prstTxWarp>
+                        <a:noAutofit/>
+                      </wps:bodyPr>
+                    </wps:wsp>
+                  </a:graphicData>
+                </a:graphic>
+              </wp:anchor>
+            </w:drawing>
+          </mc:Choice>
+          <mc:Fallback>
+            <w:pict>
+              <v:rect w14:anchorId="0BD9A677" id="Rectangle 4" o:spid="_x0000_s1026" style="position:absolute;margin-left:18.8pt;margin-top:-9.2pt;width:478.5pt;height:279pt;z-index:251658240;visibility:visible;mso-wrap-style:square;mso-wrap-distance-left:9pt;mso-wrap-distance-top:0;mso-wrap-distance-right:9pt;mso-wrap-distance-bottom:0;mso-position-horizontal:absolute;mso-position-horizontal-relative:text;mso-position-vertical:absolute;mso-position-vertical-relative:text;v-text-anchor:middle" o:gfxdata="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" filled="f" strokecolor="gray [1629]">
+                <v:shadow on="t" color="black" opacity="22937f" origin=",.5" offset="0,.63889mm"/>
+              </v:rect>
+            </w:pict>
+          </mc:Fallback>
+        </mc:AlternateContent>
+      </w:r>
+      <w:r>
+        <w:object w:dxaOrig="15204" w:dyaOrig="8815" w14:anchorId="18CC83E4">
+          <v:shapetype id="_x0000_t75" coordsize="21600,21600" o:spt="75" o:preferrelative="t" path="m@4@5l@4@11@9@11@9@5xe" filled="f" stroked="f">
+            <v:stroke joinstyle="miter"/>
+            <v:formulas>
+              <v:f eqn="if lineDrawn pixelLineWidth 0"/>
+              <v:f eqn="sum @0 1 0"/>
+              <v:f eqn="sum 0 0 @1"/>
+              <v:f eqn="prod @2 1 2"/>
+              <v:f eqn="prod @3 21600 pixelWidth"/>
+              <v:f eqn="prod @3 21600 pixelHeight"/>
+              <v:f eqn="sum @0 0 1"/>
+              <v:f eqn="prod @6 1 2"/>
+              <v:f eqn="prod @7 21600 pixelWidth"/>
+              <v:f eqn="sum @8 21600 0"/>
+              <v:f eqn="prod @7 21600 pixelHeight"/>
+              <v:f eqn="sum @10 21600 0"/>
+            </v:formulas>
+            <v:path o:extrusionok="f" gradientshapeok="t" o:connecttype="rect"/>
+            <o:lock v:ext="edit" aspectratio="t"/>
+          </v:shapetype>
+          <v:shape id="_x0000_i1025" type="#_x0000_t75" style="width:443.7pt;height:258.7pt" o:ole="">
+            <v:imagedata r:id="rId12" o:title=""/>
+          </v:shape>
+          <o:OLEObject Type="Embed" ProgID="Visio.Drawing.11" ShapeID="_x0000_i1025" DrawAspect="Content" ObjectID="_1833447543" r:id="rId13"/>
+        </w:object>
       </w:r>
     </w:p>
     <w:p>
       <w:pPr>
         <w:pStyle w:val="Caption"/>
         <w:spacing w:after="0" w:line="240" w:lineRule="auto"/>
+        <w:jc w:val="center"/>
+      </w:pPr>
+    </w:p>
+    <w:p>
+      <w:pPr>
+        <w:pStyle w:val="Caption"/>
+        <w:spacing w:after="0" w:line="240" w:lineRule="auto"/>
+        <w:jc w:val="center"/>
+      </w:pPr>
+    </w:p>
+    <w:p>
+      <w:pPr>
+        <w:pStyle w:val="Caption"/>
+        <w:spacing w:after="0" w:line="240" w:lineRule="auto"/>
+        <w:jc w:val="center"/>
+      </w:pPr>
+      <w:bookmarkStart w:id="58" w:name="_Toc220596266"/>
+      <w:r>
+        <w:t xml:space="preserve">Figure </w:t>
+      </w:r>
+      <w:r>
+        <w:fldChar w:fldCharType="begin"/>
+      </w:r>
+      <w:r>
+        <w:instrText xml:space="preserve"> SEQ Figure \* ARABIC </w:instrText>
+      </w:r>
+      <w:r>
+        <w:fldChar w:fldCharType="separate"/>
+      </w:r>
+      <w:r>
+        <w:rPr>
+          <w:noProof/>
+        </w:rPr>
+        <w:t>1</w:t>
+      </w:r>
+      <w:r>
+        <w:fldChar w:fldCharType="end"/>
+      </w:r>
+      <w:r>
+        <w:t>:  Sample Diagram</w:t>
+      </w:r>
+      <w:bookmarkEnd w:id="58"/>
+    </w:p>
+    <w:p>
+      <w:pPr>
+        <w:rPr>
+          <w:lang w:val="en-US"/>
+        </w:rPr>
       </w:pPr>
     </w:p>
     <w:p>
@@ -5979,14 +7173,14 @@
           <w:lang w:val="en-US"/>
         </w:rPr>
       </w:pPr>
-      <w:bookmarkStart w:id="58" w:name="_Toc220596249"/>
+      <w:bookmarkStart w:id="59" w:name="_Toc220596249"/>
       <w:r>
         <w:rPr>
           <w:lang w:val="en-US"/>
         </w:rPr>
         <w:t>Challenges and Areas for Improvement</w:t>
       </w:r>
-      <w:bookmarkEnd w:id="58"/>
+      <w:bookmarkEnd w:id="59"/>
     </w:p>
     <w:p>
       <w:pPr>
@@ -5996,7 +7190,40 @@
         </w:rPr>
       </w:pPr>
       <w:r>
-        <w:t>{section_}</w:t>
+        <w:rPr>
+          <w:lang w:val="en-US"/>
+        </w:rPr>
+        <w:t>&lt;Describe</w:t>
+      </w:r>
+      <w:r>
+        <w:rPr>
+          <w:lang w:val="en-US"/>
+        </w:rPr>
+        <w:t xml:space="preserve"> the current challenges and areas for improvement in </w:t>
+      </w:r>
+      <w:r>
+        <w:rPr>
+          <w:lang w:val="en-US"/>
+        </w:rPr>
+        <w:t>current</w:t>
+      </w:r>
+      <w:r>
+        <w:rPr>
+          <w:lang w:val="en-US"/>
+        </w:rPr>
+        <w:t xml:space="preserve"> system based on the analysis gathered during the requirement workshop</w:t>
+      </w:r>
+      <w:r>
+        <w:rPr>
+          <w:lang w:val="en-US"/>
+        </w:rPr>
+        <w:t>.</w:t>
+      </w:r>
+      <w:r>
+        <w:rPr>
+          <w:lang w:val="en-US"/>
+        </w:rPr>
+        <w:t>&gt;</w:t>
       </w:r>
     </w:p>
     <w:tbl>
@@ -6172,7 +7399,7 @@
         <w:pStyle w:val="Caption"/>
         <w:jc w:val="center"/>
       </w:pPr>
-      <w:bookmarkStart w:id="59" w:name="_Toc220593980"/>
+      <w:bookmarkStart w:id="60" w:name="_Toc220593980"/>
       <w:r>
         <w:t xml:space="preserve">Table </w:t>
       </w:r>
@@ -6206,35 +7433,120 @@
       <w:r>
         <w:t xml:space="preserve"> Areas for Improvement in &lt;Process Name&gt;</w:t>
       </w:r>
-      <w:bookmarkEnd w:id="59"/>
+      <w:bookmarkEnd w:id="60"/>
     </w:p>
     <w:p>
       <w:pPr>
         <w:pStyle w:val="HeadingNumbered2"/>
       </w:pPr>
       <w:r>
+        <w:lastRenderedPageBreak/>
         <w:t xml:space="preserve"> </w:t>
       </w:r>
-      <w:bookmarkStart w:id="60" w:name="_Toc220596250"/>
+      <w:bookmarkStart w:id="61" w:name="_Toc220596250"/>
       <w:r>
         <w:t>Proposed Solution</w:t>
       </w:r>
-      <w:bookmarkEnd w:id="60"/>
+      <w:bookmarkEnd w:id="61"/>
     </w:p>
     <w:p>
       <w:pPr>
         <w:pStyle w:val="Content"/>
       </w:pPr>
       <w:r>
-        <w:t>{section_}</w:t>
-      </w:r>
+        <w:t>&lt;Describe the proposed solution to address the challenges and areas for improvements. Include To-Be System Scope and Contex Diagram if necessary</w:t>
+      </w:r>
+      <w:r>
+        <w:t xml:space="preserve"> including </w:t>
+      </w:r>
+      <w:r>
+        <w:t>information on the Business Functional Hierarchy Diagram which includes components such as systems, subsystems, functions, modules, submodules and transactions</w:t>
+      </w:r>
+      <w:r>
+        <w:t>.</w:t>
+      </w:r>
+      <w:r>
+        <w:t>&gt;</w:t>
+      </w:r>
+    </w:p>
+    <w:p>
+      <w:pPr>
+        <w:pStyle w:val="Content"/>
+        <w:ind w:left="706"/>
+      </w:pPr>
+      <w:r>
+        <w:t>&lt;Example:&gt;</w:t>
+      </w:r>
+    </w:p>
+    <w:p>
+      <w:pPr>
+        <w:pStyle w:val="Content"/>
+        <w:ind w:left="706"/>
+      </w:pPr>
+      <w:r>
+        <w:object w:dxaOrig="11970" w:dyaOrig="11844" w14:anchorId="4E9BBA5B">
+          <v:shape id="_x0000_i1026" type="#_x0000_t75" style="width:435.35pt;height:407.7pt" o:ole="">
+            <v:imagedata r:id="rId14" o:title=""/>
+          </v:shape>
+          <o:OLEObject Type="Embed" ProgID="Visio.Drawing.11" ShapeID="_x0000_i1026" DrawAspect="Content" ObjectID="_1833447544" r:id="rId15"/>
+        </w:object>
+      </w:r>
+    </w:p>
+    <w:p>
+      <w:pPr>
+        <w:pStyle w:val="Caption"/>
+        <w:spacing w:after="0" w:line="240" w:lineRule="auto"/>
+        <w:jc w:val="center"/>
+      </w:pPr>
+      <w:bookmarkStart w:id="62" w:name="_Toc220596267"/>
+      <w:r>
+        <w:t xml:space="preserve">Figure </w:t>
+      </w:r>
+      <w:r>
+        <w:fldChar w:fldCharType="begin"/>
+      </w:r>
+      <w:r>
+        <w:instrText xml:space="preserve"> SEQ Figure \* ARABIC </w:instrText>
+      </w:r>
+      <w:r>
+        <w:fldChar w:fldCharType="separate"/>
+      </w:r>
+      <w:r>
+        <w:rPr>
+          <w:noProof/>
+        </w:rPr>
+        <w:t>2</w:t>
+      </w:r>
+      <w:r>
+        <w:fldChar w:fldCharType="end"/>
+      </w:r>
+      <w:r>
+        <w:t xml:space="preserve">:  Sample </w:t>
+      </w:r>
+      <w:r>
+        <w:t>Busine</w:t>
+      </w:r>
+      <w:r>
+        <w:t xml:space="preserve">ss Functional Hierarchy </w:t>
+      </w:r>
+      <w:r>
+        <w:t>Diagram</w:t>
+      </w:r>
+      <w:bookmarkEnd w:id="62"/>
+    </w:p>
+    <w:p>
+      <w:pPr>
+        <w:pStyle w:val="Content"/>
+        <w:ind w:left="706"/>
+      </w:pPr>
     </w:p>
     <w:p>
       <w:pPr>
         <w:pStyle w:val="HeadingNumbered3"/>
       </w:pPr>
-      <w:bookmarkStart w:id="61" w:name="_Toc220596251"/>
-      <w:r>
+      <w:bookmarkStart w:id="63" w:name="_Toc220596251"/>
+      <w:r>
+        <w:lastRenderedPageBreak/>
         <w:t>Proposed</w:t>
       </w:r>
       <w:r>
@@ -6251,17 +7563,49 @@
       <w:bookmarkEnd w:id="55"/>
       <w:bookmarkEnd w:id="56"/>
       <w:bookmarkEnd w:id="57"/>
-      <w:bookmarkEnd w:id="61"/>
+      <w:bookmarkEnd w:id="63"/>
+    </w:p>
+    <w:p>
+      <w:pPr>
+        <w:spacing w:line="360" w:lineRule="auto"/>
+        <w:ind w:left="706"/>
+      </w:pPr>
+      <w:r>
+        <w:t>&lt;Modules can represent business model, business unit or business structure.</w:t>
+      </w:r>
+      <w:r>
+        <w:t xml:space="preserve"> Please change the title accordingly</w:t>
+      </w:r>
+      <w:r>
+        <w:t>.</w:t>
+      </w:r>
+      <w:r>
+        <w:t>&gt;</w:t>
+      </w:r>
     </w:p>
     <w:p>
       <w:pPr>
         <w:pStyle w:val="Content"/>
       </w:pPr>
-      <w:r>
-        <w:rPr>
-          <w:rFonts w:ascii="Arial" w:hAnsi="Arial"/>
-        </w:rPr>
-        <w:t>{section_}</w:t>
+    </w:p>
+    <w:p>
+      <w:pPr>
+        <w:pStyle w:val="Content"/>
+      </w:pPr>
+      <w:r>
+        <w:t>This section specifies</w:t>
+      </w:r>
+      <w:r>
+        <w:t xml:space="preserve"> the modules covered and </w:t>
+      </w:r>
+      <w:r>
+        <w:t>it</w:t>
+      </w:r>
+      <w:r>
+        <w:t>s business purpose</w:t>
+      </w:r>
+      <w:r>
+        <w:t>.</w:t>
       </w:r>
     </w:p>
     <w:tbl>
@@ -6622,18 +7966,17 @@
         <w:spacing w:after="0" w:line="240" w:lineRule="auto"/>
         <w:jc w:val="center"/>
       </w:pPr>
-      <w:bookmarkStart w:id="62" w:name="_Toc396749871"/>
-      <w:bookmarkStart w:id="63" w:name="_Toc404937192"/>
-      <w:bookmarkStart w:id="64" w:name="_Toc413422039"/>
+      <w:bookmarkStart w:id="64" w:name="_Toc396749871"/>
+      <w:bookmarkStart w:id="65" w:name="_Toc404937192"/>
+      <w:bookmarkStart w:id="66" w:name="_Toc413422039"/>
     </w:p>
     <w:p>
       <w:pPr>
         <w:pStyle w:val="Caption"/>
         <w:jc w:val="center"/>
       </w:pPr>
-      <w:bookmarkStart w:id="65" w:name="_Toc220593981"/>
-      <w:r>
-        <w:lastRenderedPageBreak/>
+      <w:bookmarkStart w:id="67" w:name="_Toc220593981"/>
+      <w:r>
         <w:t xml:space="preserve">Table </w:t>
       </w:r>
       <w:r>
@@ -6666,10 +8009,10 @@
       <w:r>
         <w:t xml:space="preserve"> List of Modules</w:t>
       </w:r>
-      <w:bookmarkEnd w:id="62"/>
-      <w:bookmarkEnd w:id="63"/>
       <w:bookmarkEnd w:id="64"/>
       <w:bookmarkEnd w:id="65"/>
+      <w:bookmarkEnd w:id="66"/>
+      <w:bookmarkEnd w:id="67"/>
     </w:p>
     <w:p>
       <w:pPr>
@@ -6682,20 +8025,41 @@
       <w:pPr>
         <w:pStyle w:val="HeadingNumbered2"/>
       </w:pPr>
-      <w:bookmarkStart w:id="66" w:name="_Toc220596252"/>
-      <w:bookmarkStart w:id="67" w:name="_Toc415665919"/>
-      <w:bookmarkStart w:id="68" w:name="_Toc383015063"/>
+      <w:bookmarkStart w:id="68" w:name="_Toc220596252"/>
+      <w:bookmarkStart w:id="69" w:name="_Toc415665919"/>
+      <w:bookmarkStart w:id="70" w:name="_Toc383015063"/>
       <w:r>
         <w:t>System Users</w:t>
       </w:r>
-      <w:bookmarkEnd w:id="66"/>
+      <w:bookmarkEnd w:id="68"/>
     </w:p>
     <w:p>
       <w:pPr>
         <w:pStyle w:val="Content"/>
       </w:pPr>
       <w:r>
-        <w:t>{section_}</w:t>
+        <w:t>&lt;</w:t>
+      </w:r>
+      <w:r>
+        <w:t xml:space="preserve">Define all </w:t>
+      </w:r>
+      <w:r>
+        <w:t xml:space="preserve">system </w:t>
+      </w:r>
+      <w:r>
+        <w:t>user class/roles</w:t>
+      </w:r>
+      <w:r>
+        <w:t xml:space="preserve"> and their characteristics</w:t>
+      </w:r>
+      <w:r>
+        <w:t>/responsibilities</w:t>
+      </w:r>
+      <w:r>
+        <w:t>.</w:t>
+      </w:r>
+      <w:r>
+        <w:t>&gt;</w:t>
       </w:r>
     </w:p>
     <w:tbl>
@@ -6812,6 +8176,22 @@
                 <w:szCs w:val="22"/>
               </w:rPr>
             </w:pPr>
+            <w:r>
+              <w:rPr>
+                <w:rFonts w:asciiTheme="minorHAnsi" w:hAnsiTheme="minorHAnsi" w:cstheme="minorHAnsi"/>
+                <w:b/>
+                <w:bCs/>
+                <w:szCs w:val="22"/>
+              </w:rPr>
+              <w:t>Chemists</w:t>
+            </w:r>
+            <w:r>
+              <w:rPr>
+                <w:rFonts w:asciiTheme="minorHAnsi" w:hAnsiTheme="minorHAnsi" w:cstheme="minorHAnsi"/>
+                <w:szCs w:val="22"/>
+              </w:rPr>
+              <w:t xml:space="preserve"> </w:t>
+            </w:r>
           </w:p>
         </w:tc>
         <w:tc>
@@ -6826,6 +8206,13 @@
                 <w:szCs w:val="22"/>
               </w:rPr>
             </w:pPr>
+            <w:r>
+              <w:rPr>
+                <w:rFonts w:asciiTheme="minorHAnsi" w:hAnsiTheme="minorHAnsi" w:cstheme="minorHAnsi"/>
+                <w:szCs w:val="22"/>
+              </w:rPr>
+              <w:t>Chemists will use the system to request chemicals from vendors and from the chemical stockroom. Each chemist will use the system several times per day, mainly for tracking chemical containers in and out of the laboratory. The chemists need to search vendor catalogs for specific chemical structures imported from their current structure drawing tools.</w:t>
+            </w:r>
           </w:p>
         </w:tc>
       </w:tr>
@@ -6893,7 +8280,7 @@
         <w:pStyle w:val="Caption"/>
         <w:jc w:val="center"/>
       </w:pPr>
-      <w:bookmarkStart w:id="69" w:name="_Toc220593982"/>
+      <w:bookmarkStart w:id="71" w:name="_Toc220593982"/>
       <w:r>
         <w:t xml:space="preserve">Table </w:t>
       </w:r>
@@ -6939,7 +8326,7 @@
       <w:r>
         <w:t>/Responsibilities</w:t>
       </w:r>
-      <w:bookmarkEnd w:id="69"/>
+      <w:bookmarkEnd w:id="71"/>
     </w:p>
     <w:p/>
     <w:p>
@@ -6961,13 +8348,13 @@
       <w:pPr>
         <w:pStyle w:val="HeadingNumbered1"/>
       </w:pPr>
-      <w:bookmarkStart w:id="70" w:name="_Toc220596253"/>
+      <w:bookmarkStart w:id="72" w:name="_Toc220596253"/>
       <w:r>
         <w:lastRenderedPageBreak/>
         <w:t>Functional Requirements</w:t>
       </w:r>
-      <w:bookmarkEnd w:id="67"/>
-      <w:bookmarkEnd w:id="70"/>
+      <w:bookmarkEnd w:id="69"/>
+      <w:bookmarkEnd w:id="72"/>
     </w:p>
     <w:p>
       <w:pPr>
@@ -6975,7 +8362,157 @@
         <w:ind w:left="706"/>
       </w:pPr>
       <w:r>
-        <w:t>{section_}</w:t>
+        <w:t>F</w:t>
+      </w:r>
+      <w:r>
+        <w:t xml:space="preserve">unctional requirements </w:t>
+      </w:r>
+      <w:r>
+        <w:t>of the system or system element fun</w:t>
+      </w:r>
+      <w:r>
+        <w:t>ctions or tasks to be performed</w:t>
+      </w:r>
+      <w:r>
+        <w:t xml:space="preserve"> </w:t>
+      </w:r>
+      <w:r>
+        <w:t>can be prioritized using MoSCoW rules as per below.</w:t>
+      </w:r>
+    </w:p>
+    <w:p>
+      <w:pPr>
+        <w:spacing w:after="200" w:line="360" w:lineRule="auto"/>
+        <w:ind w:left="706"/>
+      </w:pPr>
+      <w:r>
+        <w:rPr>
+          <w:b/>
+        </w:rPr>
+        <w:t>Must Have</w:t>
+      </w:r>
+      <w:r>
+        <w:rPr>
+          <w:b/>
+        </w:rPr>
+        <w:t xml:space="preserve"> (M)</w:t>
+      </w:r>
+      <w:r>
+        <w:rPr>
+          <w:b/>
+        </w:rPr>
+        <w:t>:</w:t>
+      </w:r>
+      <w:r>
+        <w:t xml:space="preserve"> The requirement is essential, key stakeholder needs will not be satisfied if this requirement is not delivered and the </w:t>
+      </w:r>
+      <w:r>
+        <w:t>time box</w:t>
+      </w:r>
+      <w:r>
+        <w:t xml:space="preserve"> will be considered to have failed</w:t>
+      </w:r>
+      <w:r>
+        <w:t>.</w:t>
+      </w:r>
+    </w:p>
+    <w:p>
+      <w:pPr>
+        <w:spacing w:after="200" w:line="360" w:lineRule="auto"/>
+        <w:ind w:left="706"/>
+      </w:pPr>
+      <w:r>
+        <w:rPr>
+          <w:b/>
+        </w:rPr>
+        <w:t>Should Have</w:t>
+      </w:r>
+      <w:r>
+        <w:rPr>
+          <w:b/>
+        </w:rPr>
+        <w:t xml:space="preserve"> (S)</w:t>
+      </w:r>
+      <w:r>
+        <w:rPr>
+          <w:b/>
+        </w:rPr>
+        <w:t>:</w:t>
+      </w:r>
+      <w:r>
+        <w:t xml:space="preserve"> This is an important requirement but if it is not delivered within the current </w:t>
+      </w:r>
+      <w:r>
+        <w:t>time box</w:t>
+      </w:r>
+      <w:r>
+        <w:t xml:space="preserve">, there is an acceptable workaround until it is delivered during a subsequent </w:t>
+      </w:r>
+      <w:r>
+        <w:t>time box</w:t>
+      </w:r>
+      <w:r>
+        <w:t>.</w:t>
+      </w:r>
+    </w:p>
+    <w:p>
+      <w:pPr>
+        <w:spacing w:after="200" w:line="360" w:lineRule="auto"/>
+        <w:ind w:left="706"/>
+      </w:pPr>
+      <w:r>
+        <w:rPr>
+          <w:b/>
+        </w:rPr>
+        <w:t>Could Have</w:t>
+      </w:r>
+      <w:r>
+        <w:rPr>
+          <w:b/>
+        </w:rPr>
+        <w:t xml:space="preserve"> (C)</w:t>
+      </w:r>
+      <w:r>
+        <w:t>: This is a ‘nice to have’ requirement; we have estimated that it is possible to deliver this in the given time but will be one of the requirements de-scoped if we have underestimated</w:t>
+      </w:r>
+      <w:r>
+        <w:t>.</w:t>
+      </w:r>
+    </w:p>
+    <w:p>
+      <w:pPr>
+        <w:spacing w:after="200" w:line="360" w:lineRule="auto"/>
+        <w:ind w:left="706"/>
+      </w:pPr>
+      <w:r>
+        <w:rPr>
+          <w:b/>
+        </w:rPr>
+        <w:t>Won't Have</w:t>
+      </w:r>
+      <w:r>
+        <w:rPr>
+          <w:b/>
+        </w:rPr>
+        <w:t xml:space="preserve"> (W)</w:t>
+      </w:r>
+      <w:r>
+        <w:t xml:space="preserve">: The full name of this category is ‘Would like to have but Won’t Have during this </w:t>
+      </w:r>
+      <w:r>
+        <w:t>time box</w:t>
+      </w:r>
+      <w:r>
+        <w:t xml:space="preserve">; requirements in this category will not be delivered within the </w:t>
+      </w:r>
+      <w:r>
+        <w:t>time box</w:t>
+      </w:r>
+      <w:r>
+        <w:t xml:space="preserve"> that the prioritisation applies to</w:t>
+      </w:r>
+      <w:r>
+        <w:t>.</w:t>
       </w:r>
     </w:p>
     <w:p/>
@@ -6983,10 +8520,10 @@
       <w:pPr>
         <w:pStyle w:val="HeadingNumbered2"/>
       </w:pPr>
-      <w:bookmarkStart w:id="71" w:name="_Toc407697754"/>
-      <w:bookmarkStart w:id="72" w:name="_Toc413422212"/>
-      <w:bookmarkStart w:id="73" w:name="_Toc415665920"/>
-      <w:bookmarkStart w:id="74" w:name="_Toc220596254"/>
+      <w:bookmarkStart w:id="73" w:name="_Toc407697754"/>
+      <w:bookmarkStart w:id="74" w:name="_Toc413422212"/>
+      <w:bookmarkStart w:id="75" w:name="_Toc415665920"/>
+      <w:bookmarkStart w:id="76" w:name="_Toc220596254"/>
       <w:r>
         <w:t>&lt;Module</w:t>
       </w:r>
@@ -7002,65 +8539,359 @@
       <w:r>
         <w:t>&gt;</w:t>
       </w:r>
-      <w:bookmarkEnd w:id="71"/>
-      <w:bookmarkEnd w:id="72"/>
       <w:bookmarkEnd w:id="73"/>
       <w:bookmarkEnd w:id="74"/>
-    </w:p>
-    <w:p>
-      <w:pPr>
-        <w:pStyle w:val="Content"/>
-      </w:pPr>
-      <w:r>
-        <w:t>{section_}</w:t>
-      </w:r>
-    </w:p>
-    <w:p>
-      <w:pPr>
-        <w:pStyle w:val="HeadingNumbered3"/>
-      </w:pPr>
-      <w:bookmarkStart w:id="75" w:name="_Toc415665921"/>
-      <w:bookmarkStart w:id="76" w:name="_Toc220596255"/>
-      <w:r>
-        <w:t>Business Process Diagram</w:t>
-      </w:r>
       <w:bookmarkEnd w:id="75"/>
       <w:bookmarkEnd w:id="76"/>
     </w:p>
     <w:p>
       <w:pPr>
         <w:pStyle w:val="Content"/>
-        <w:ind w:left="706"/>
-      </w:pPr>
-      <w:r>
-        <w:t>{section_}</w:t>
-      </w:r>
+      </w:pPr>
+      <w:r>
+        <w:t xml:space="preserve">&lt;Modules can represent </w:t>
+      </w:r>
+      <w:r>
+        <w:t>business model, business unit or</w:t>
+      </w:r>
+      <w:r>
+        <w:t xml:space="preserve"> business structure</w:t>
+      </w:r>
+      <w:r>
+        <w:t>.</w:t>
+      </w:r>
+      <w:r>
+        <w:t xml:space="preserve"> </w:t>
+      </w:r>
+      <w:r>
+        <w:t>The title</w:t>
+      </w:r>
+      <w:r>
+        <w:t xml:space="preserve"> shall align with section 2.3</w:t>
+      </w:r>
+      <w:r>
+        <w:t>&gt;</w:t>
+      </w:r>
+    </w:p>
+    <w:p>
+      <w:pPr>
+        <w:pStyle w:val="Content"/>
+      </w:pPr>
     </w:p>
     <w:p>
       <w:pPr>
         <w:pStyle w:val="HeadingNumbered3"/>
       </w:pPr>
-      <w:bookmarkStart w:id="77" w:name="_Toc415665922"/>
-      <w:bookmarkStart w:id="78" w:name="_Toc220596256"/>
-      <w:r>
-        <w:t>Feature List</w:t>
+      <w:bookmarkStart w:id="77" w:name="_Toc415665921"/>
+      <w:bookmarkStart w:id="78" w:name="_Toc220596255"/>
+      <w:r>
+        <w:t>Business Process Diagram</w:t>
       </w:r>
       <w:bookmarkEnd w:id="77"/>
       <w:bookmarkEnd w:id="78"/>
     </w:p>
     <w:p>
       <w:pPr>
-        <w:ind w:firstLine="709"/>
-      </w:pPr>
-      <w:r>
-        <w:t>{section_}</w:t>
-      </w:r>
-    </w:p>
-    <w:p>
-      <w:pPr>
-        <w:ind w:firstLine="709"/>
-      </w:pPr>
-    </w:p>
+        <w:autoSpaceDE w:val="0"/>
+        <w:autoSpaceDN w:val="0"/>
+        <w:adjustRightInd w:val="0"/>
+        <w:spacing w:after="200" w:line="360" w:lineRule="auto"/>
+        <w:ind w:left="706"/>
+        <w:jc w:val="left"/>
+        <w:rPr>
+          <w:rFonts w:asciiTheme="minorHAnsi" w:hAnsiTheme="minorHAnsi"/>
+        </w:rPr>
+      </w:pPr>
+      <w:r>
+        <w:rPr>
+          <w:rFonts w:asciiTheme="minorHAnsi" w:hAnsiTheme="minorHAnsi"/>
+        </w:rPr>
+        <w:t>&lt;Insert and describe the business process diagram</w:t>
+      </w:r>
+      <w:r>
+        <w:rPr>
+          <w:rFonts w:asciiTheme="minorHAnsi" w:hAnsiTheme="minorHAnsi"/>
+        </w:rPr>
+        <w:t xml:space="preserve"> </w:t>
+      </w:r>
+      <w:r>
+        <w:rPr>
+          <w:rFonts w:asciiTheme="minorHAnsi" w:hAnsiTheme="minorHAnsi"/>
+        </w:rPr>
+        <w:t>in a high-level manner.</w:t>
+      </w:r>
+      <w:r>
+        <w:rPr>
+          <w:rFonts w:asciiTheme="minorHAnsi" w:hAnsiTheme="minorHAnsi"/>
+        </w:rPr>
+        <w:t xml:space="preserve"> </w:t>
+      </w:r>
+    </w:p>
+    <w:p>
+      <w:pPr>
+        <w:autoSpaceDE w:val="0"/>
+        <w:autoSpaceDN w:val="0"/>
+        <w:adjustRightInd w:val="0"/>
+        <w:spacing w:after="200" w:line="360" w:lineRule="auto"/>
+        <w:ind w:left="706"/>
+        <w:rPr>
+          <w:rFonts w:asciiTheme="minorHAnsi" w:hAnsiTheme="minorHAnsi"/>
+        </w:rPr>
+      </w:pPr>
+      <w:r>
+        <w:rPr>
+          <w:rFonts w:asciiTheme="minorHAnsi" w:hAnsiTheme="minorHAnsi"/>
+        </w:rPr>
+        <w:t xml:space="preserve">In this context </w:t>
+      </w:r>
+      <w:r>
+        <w:t xml:space="preserve">operational </w:t>
+      </w:r>
+      <w:r>
+        <w:t>scenario</w:t>
+      </w:r>
+      <w:r>
+        <w:t xml:space="preserve"> should be included</w:t>
+      </w:r>
+      <w:r>
+        <w:t>, which</w:t>
+      </w:r>
+      <w:r>
+        <w:rPr>
+          <w:rFonts w:asciiTheme="minorHAnsi" w:hAnsiTheme="minorHAnsi"/>
+        </w:rPr>
+        <w:t xml:space="preserve"> </w:t>
+      </w:r>
+      <w:r>
+        <w:rPr>
+          <w:rFonts w:asciiTheme="minorHAnsi" w:hAnsiTheme="minorHAnsi" w:cstheme="minorHAnsi"/>
+          <w:szCs w:val="22"/>
+        </w:rPr>
+        <w:t>d</w:t>
+      </w:r>
+      <w:r>
+        <w:rPr>
+          <w:rFonts w:asciiTheme="minorHAnsi" w:hAnsiTheme="minorHAnsi" w:cstheme="minorHAnsi"/>
+          <w:szCs w:val="22"/>
+          <w:lang w:val="en-US"/>
+        </w:rPr>
+        <w:t>escribe examples of how users/operators/maintainers will interact with the system (context of use). The</w:t>
+      </w:r>
+      <w:r>
+        <w:rPr>
+          <w:rFonts w:asciiTheme="minorHAnsi" w:hAnsiTheme="minorHAnsi" w:cstheme="minorHAnsi"/>
+          <w:szCs w:val="22"/>
+        </w:rPr>
+        <w:t xml:space="preserve"> </w:t>
+      </w:r>
+      <w:r>
+        <w:rPr>
+          <w:rFonts w:asciiTheme="minorHAnsi" w:hAnsiTheme="minorHAnsi" w:cstheme="minorHAnsi"/>
+          <w:szCs w:val="22"/>
+          <w:lang w:val="en-US"/>
+        </w:rPr>
+        <w:t xml:space="preserve">scenarios are described for an activity or a series of activities of business processes supported by </w:t>
+      </w:r>
+      <w:r>
+        <w:rPr>
+          <w:rFonts w:asciiTheme="minorHAnsi" w:hAnsiTheme="minorHAnsi" w:cstheme="minorHAnsi"/>
+          <w:szCs w:val="22"/>
+          <w:lang w:val="en-US"/>
+        </w:rPr>
+        <w:t>the system.&gt;</w:t>
+      </w:r>
+    </w:p>
+    <w:p>
+      <w:pPr>
+        <w:pStyle w:val="Content"/>
+        <w:ind w:left="706"/>
+      </w:pPr>
+      <w:r>
+        <w:t>&lt;Example:&gt;</w:t>
+      </w:r>
+    </w:p>
+    <w:p>
+      <w:pPr>
+        <w:pStyle w:val="Content"/>
+      </w:pPr>
+      <w:r>
+        <w:rPr>
+          <w:noProof/>
+          <w:lang w:eastAsia="en-MY"/>
+        </w:rPr>
+        <w:lastRenderedPageBreak/>
+        <w:drawing>
+          <wp:inline distT="0" distB="0" distL="0" distR="0" wp14:anchorId="50767724" wp14:editId="451BDF42">
+            <wp:extent cx="5655945" cy="2852411"/>
+            <wp:effectExtent l="0" t="0" r="1905" b="5715"/>
+            <wp:docPr id="3" name="Picture 3"/>
+            <wp:cNvGraphicFramePr>
+              <a:graphicFrameLocks xmlns:a="http://schemas.openxmlformats.org/drawingml/2006/main" noChangeAspect="1"/>
+            </wp:cNvGraphicFramePr>
+            <a:graphic xmlns:a="http://schemas.openxmlformats.org/drawingml/2006/main">
+              <a:graphicData uri="http://schemas.openxmlformats.org/drawingml/2006/picture">
+                <pic:pic xmlns:pic="http://schemas.openxmlformats.org/drawingml/2006/picture">
+                  <pic:nvPicPr>
+                    <pic:cNvPr id="9" name="P1.1 MySample.bmp"/>
+                    <pic:cNvPicPr/>
+                  </pic:nvPicPr>
+                  <pic:blipFill>
+                    <a:blip r:embed="rId16" cstate="print">
+                      <a:extLst>
+                        <a:ext uri="{28A0092B-C50C-407E-A947-70E740481C1C}">
+                          <a14:useLocalDpi xmlns:a14="http://schemas.microsoft.com/office/drawing/2010/main" val="0"/>
+                        </a:ext>
+                      </a:extLst>
+                    </a:blip>
+                    <a:stretch>
+                      <a:fillRect/>
+                    </a:stretch>
+                  </pic:blipFill>
+                  <pic:spPr>
+                    <a:xfrm>
+                      <a:off x="0" y="0"/>
+                      <a:ext cx="5655945" cy="2852411"/>
+                    </a:xfrm>
+                    <a:prstGeom prst="rect">
+                      <a:avLst/>
+                    </a:prstGeom>
+                  </pic:spPr>
+                </pic:pic>
+              </a:graphicData>
+            </a:graphic>
+          </wp:inline>
+        </w:drawing>
+      </w:r>
+    </w:p>
+    <w:p>
+      <w:pPr>
+        <w:pStyle w:val="Caption"/>
+        <w:spacing w:after="0" w:line="240" w:lineRule="auto"/>
+        <w:jc w:val="center"/>
+      </w:pPr>
+      <w:bookmarkStart w:id="79" w:name="_Toc220596268"/>
+      <w:r>
+        <w:t xml:space="preserve">Figure </w:t>
+      </w:r>
+      <w:r>
+        <w:fldChar w:fldCharType="begin"/>
+      </w:r>
+      <w:r>
+        <w:instrText xml:space="preserve"> SEQ Figure \* ARABIC </w:instrText>
+      </w:r>
+      <w:r>
+        <w:fldChar w:fldCharType="separate"/>
+      </w:r>
+      <w:r>
+        <w:rPr>
+          <w:noProof/>
+        </w:rPr>
+        <w:t>3</w:t>
+      </w:r>
+      <w:r>
+        <w:fldChar w:fldCharType="end"/>
+      </w:r>
+      <w:r>
+        <w:t>:  Sample Process Diagram</w:t>
+      </w:r>
+      <w:bookmarkEnd w:id="79"/>
+    </w:p>
+    <w:p>
+      <w:pPr>
+        <w:pStyle w:val="Content"/>
+      </w:pPr>
+    </w:p>
+    <w:p>
+      <w:pPr>
+        <w:pStyle w:val="HeadingNumbered3"/>
+      </w:pPr>
+      <w:bookmarkStart w:id="80" w:name="_Toc415665922"/>
+      <w:bookmarkStart w:id="81" w:name="_Toc220596256"/>
+      <w:r>
+        <w:t>Feature List</w:t>
+      </w:r>
+      <w:bookmarkEnd w:id="80"/>
+      <w:bookmarkEnd w:id="81"/>
+    </w:p>
+    <w:p>
+      <w:pPr>
+        <w:spacing w:after="200" w:line="360" w:lineRule="auto"/>
+        <w:ind w:left="706"/>
+      </w:pPr>
+      <w:r>
+        <w:t xml:space="preserve">&lt;Column Source indicates source of requirements, example: SOW, contract, requirement workshop and </w:t>
+      </w:r>
+      <w:r>
+        <w:t>policies. If</w:t>
+      </w:r>
+      <w:r>
+        <w:t xml:space="preserve"> not use, please remove the column</w:t>
+      </w:r>
+      <w:r>
+        <w:t>.</w:t>
+      </w:r>
+    </w:p>
+    <w:p>
+      <w:pPr>
+        <w:spacing w:after="200" w:line="360" w:lineRule="auto"/>
+        <w:ind w:left="706"/>
+      </w:pPr>
+      <w:r>
+        <w:rPr>
+          <w:rFonts w:asciiTheme="minorHAnsi" w:hAnsiTheme="minorHAnsi"/>
+        </w:rPr>
+        <w:t xml:space="preserve">Column Features </w:t>
+      </w:r>
+      <w:r>
+        <w:rPr>
+          <w:rFonts w:asciiTheme="minorHAnsi" w:hAnsiTheme="minorHAnsi"/>
+        </w:rPr>
+        <w:t>indicating the operational features that are to be</w:t>
+      </w:r>
+      <w:r>
+        <w:rPr>
+          <w:rFonts w:asciiTheme="minorHAnsi" w:hAnsiTheme="minorHAnsi"/>
+        </w:rPr>
+        <w:t xml:space="preserve"> </w:t>
+      </w:r>
+      <w:r>
+        <w:rPr>
+          <w:rFonts w:asciiTheme="minorHAnsi" w:hAnsiTheme="minorHAnsi"/>
+        </w:rPr>
+        <w:t>provided without specifying design details</w:t>
+      </w:r>
+      <w:r>
+        <w:rPr>
+          <w:rFonts w:asciiTheme="minorHAnsi" w:hAnsiTheme="minorHAnsi"/>
+        </w:rPr>
+        <w:t xml:space="preserve"> (including modes of system and support environment)</w:t>
+      </w:r>
+      <w:r>
+        <w:rPr>
+          <w:rFonts w:asciiTheme="minorHAnsi" w:hAnsiTheme="minorHAnsi"/>
+        </w:rPr>
+        <w:t>.</w:t>
+      </w:r>
+      <w:r>
+        <w:t>&gt;</w:t>
+      </w:r>
+    </w:p>
+    <w:p>
+      <w:pPr>
+        <w:pStyle w:val="Content"/>
+        <w:ind w:left="706"/>
+      </w:pPr>
+      <w:r>
+        <w:t>&lt;Example:</w:t>
+      </w:r>
+      <w:r>
+        <w:t xml:space="preserve"> </w:t>
+      </w:r>
+      <w:r>
+        <w:t>&gt;</w:t>
+      </w:r>
+    </w:p>
+    <w:p/>
     <w:tbl>
       <w:tblPr>
         <w:tblW w:w="8617" w:type="dxa"/>
@@ -7212,6 +9043,9 @@
             <w:pPr>
               <w:jc w:val="center"/>
             </w:pPr>
+            <w:r>
+              <w:t>PM-1.1</w:t>
+            </w:r>
           </w:p>
         </w:tc>
         <w:tc>
@@ -7225,7 +9059,29 @@
             </w:tcBorders>
             <w:shd w:val="clear" w:color="000000" w:fill="FFFFFF"/>
           </w:tcPr>
-          <w:p/>
+          <w:p>
+            <w:r>
+              <w:rPr>
+                <w:iCs/>
+                <w:szCs w:val="24"/>
+              </w:rPr>
+              <w:t xml:space="preserve">The system shall have the ability to register a new </w:t>
+            </w:r>
+            <w:r>
+              <w:rPr>
+                <w:iCs/>
+                <w:szCs w:val="24"/>
+              </w:rPr>
+              <w:t>user</w:t>
+            </w:r>
+            <w:r>
+              <w:rPr>
+                <w:iCs/>
+                <w:szCs w:val="24"/>
+              </w:rPr>
+              <w:t>.</w:t>
+            </w:r>
+          </w:p>
         </w:tc>
         <w:tc>
           <w:tcPr>
@@ -7238,7 +9094,76 @@
             </w:tcBorders>
             <w:shd w:val="clear" w:color="000000" w:fill="FFFFFF"/>
           </w:tcPr>
-          <w:p/>
+          <w:p>
+            <w:pPr>
+              <w:spacing w:line="276" w:lineRule="auto"/>
+              <w:jc w:val="center"/>
+              <w:rPr>
+                <w:rFonts w:eastAsia="Times New Roman"/>
+                <w:color w:val="000000"/>
+              </w:rPr>
+            </w:pPr>
+            <w:r>
+              <w:rPr>
+                <w:rFonts w:eastAsia="Times New Roman"/>
+                <w:color w:val="000000"/>
+              </w:rPr>
+              <w:t>COMMON</w:t>
+            </w:r>
+          </w:p>
+          <w:p>
+            <w:pPr>
+              <w:spacing w:line="276" w:lineRule="auto"/>
+              <w:jc w:val="center"/>
+              <w:rPr>
+                <w:rFonts w:eastAsia="Times New Roman"/>
+                <w:color w:val="000000"/>
+              </w:rPr>
+            </w:pPr>
+            <w:r>
+              <w:rPr>
+                <w:rFonts w:eastAsia="Times New Roman"/>
+                <w:color w:val="000000"/>
+              </w:rPr>
+              <w:t>SoW 3.1, 15.3</w:t>
+            </w:r>
+          </w:p>
+          <w:p>
+            <w:pPr>
+              <w:spacing w:line="276" w:lineRule="auto"/>
+              <w:jc w:val="center"/>
+              <w:rPr>
+                <w:rFonts w:eastAsia="Times New Roman"/>
+                <w:color w:val="000000"/>
+              </w:rPr>
+            </w:pPr>
+          </w:p>
+          <w:p>
+            <w:pPr>
+              <w:spacing w:line="276" w:lineRule="auto"/>
+              <w:jc w:val="center"/>
+              <w:rPr>
+                <w:rFonts w:eastAsia="Times New Roman"/>
+                <w:color w:val="000000"/>
+              </w:rPr>
+            </w:pPr>
+            <w:r>
+              <w:rPr>
+                <w:rFonts w:eastAsia="Times New Roman"/>
+                <w:color w:val="000000"/>
+              </w:rPr>
+              <w:t>LITE</w:t>
+            </w:r>
+          </w:p>
+          <w:p>
+            <w:r>
+              <w:rPr>
+                <w:rFonts w:eastAsia="Times New Roman"/>
+                <w:color w:val="000000"/>
+              </w:rPr>
+              <w:t>SoW 1.1, 1.12</w:t>
+            </w:r>
+          </w:p>
         </w:tc>
         <w:tc>
           <w:tcPr>
@@ -7255,6 +9180,9 @@
             <w:pPr>
               <w:jc w:val="center"/>
             </w:pPr>
+            <w:r>
+              <w:t>M</w:t>
+            </w:r>
           </w:p>
         </w:tc>
       </w:tr>
@@ -7277,6 +9205,9 @@
             <w:pPr>
               <w:jc w:val="center"/>
             </w:pPr>
+            <w:r>
+              <w:t>PM-1.2</w:t>
+            </w:r>
           </w:p>
         </w:tc>
         <w:tc>
@@ -7290,7 +9221,15 @@
             </w:tcBorders>
             <w:shd w:val="clear" w:color="000000" w:fill="FFFFFF"/>
           </w:tcPr>
-          <w:p/>
+          <w:p>
+            <w:r>
+              <w:rPr>
+                <w:iCs/>
+                <w:szCs w:val="24"/>
+              </w:rPr>
+              <w:t>The system shall allow the user to set which is the primary reference ID.</w:t>
+            </w:r>
+          </w:p>
         </w:tc>
         <w:tc>
           <w:tcPr>
@@ -7303,7 +9242,15 @@
             </w:tcBorders>
             <w:shd w:val="clear" w:color="000000" w:fill="FFFFFF"/>
           </w:tcPr>
-          <w:p/>
+          <w:p>
+            <w:r>
+              <w:rPr>
+                <w:rFonts w:eastAsia="Times New Roman"/>
+                <w:color w:val="000000"/>
+              </w:rPr>
+              <w:t>Workshop 2</w:t>
+            </w:r>
+          </w:p>
         </w:tc>
         <w:tc>
           <w:tcPr>
@@ -7320,6 +9267,9 @@
             <w:pPr>
               <w:jc w:val="center"/>
             </w:pPr>
+            <w:r>
+              <w:t>M</w:t>
+            </w:r>
           </w:p>
         </w:tc>
       </w:tr>
@@ -7391,14 +9341,14 @@
         <w:spacing w:after="0" w:line="240" w:lineRule="auto"/>
         <w:jc w:val="center"/>
       </w:pPr>
-      <w:bookmarkStart w:id="79" w:name="_Toc413422041"/>
+      <w:bookmarkStart w:id="82" w:name="_Toc413422041"/>
     </w:p>
     <w:p>
       <w:pPr>
         <w:pStyle w:val="Caption"/>
         <w:jc w:val="center"/>
       </w:pPr>
-      <w:bookmarkStart w:id="80" w:name="_Toc220593983"/>
+      <w:bookmarkStart w:id="83" w:name="_Toc220593983"/>
       <w:r>
         <w:t xml:space="preserve">Table </w:t>
       </w:r>
@@ -7438,36 +9388,42 @@
       <w:r>
         <w:t>&gt;</w:t>
       </w:r>
-      <w:bookmarkEnd w:id="79"/>
-      <w:bookmarkEnd w:id="80"/>
+      <w:bookmarkEnd w:id="82"/>
+      <w:bookmarkEnd w:id="83"/>
     </w:p>
     <w:p>
       <w:pPr>
         <w:pStyle w:val="HeadingNumbered2"/>
       </w:pPr>
-      <w:bookmarkStart w:id="81" w:name="_Toc220596257"/>
-      <w:r>
+      <w:bookmarkStart w:id="84" w:name="_Toc220596257"/>
+      <w:r>
+        <w:lastRenderedPageBreak/>
         <w:t>&lt;Modules #2&gt;</w:t>
       </w:r>
-      <w:bookmarkEnd w:id="81"/>
+      <w:bookmarkEnd w:id="84"/>
     </w:p>
     <w:p>
       <w:pPr>
         <w:pStyle w:val="Content"/>
       </w:pPr>
       <w:r>
-        <w:t>{section_}</w:t>
-      </w:r>
+        <w:t>&lt;Modules can represent business model, business unit or business structure. The title shall align with section 2.3&gt;</w:t>
+      </w:r>
+    </w:p>
+    <w:p>
+      <w:pPr>
+        <w:pStyle w:val="Content"/>
+      </w:pPr>
     </w:p>
     <w:p>
       <w:pPr>
         <w:pStyle w:val="HeadingNumbered3"/>
       </w:pPr>
-      <w:bookmarkStart w:id="82" w:name="_Toc220596258"/>
+      <w:bookmarkStart w:id="85" w:name="_Toc220596258"/>
       <w:r>
         <w:t>Business Process Diagram</w:t>
       </w:r>
-      <w:bookmarkEnd w:id="82"/>
+      <w:bookmarkEnd w:id="85"/>
     </w:p>
     <w:p>
       <w:pPr>
@@ -7475,7 +9431,43 @@
         <w:ind w:left="709"/>
       </w:pPr>
       <w:r>
-        <w:t>{section_}</w:t>
+        <w:t xml:space="preserve">&lt;Insert and describe the business process diagram </w:t>
+      </w:r>
+      <w:r>
+        <w:t xml:space="preserve">in a high-level manner. </w:t>
+      </w:r>
+    </w:p>
+    <w:p>
+      <w:pPr>
+        <w:spacing w:after="200" w:line="360" w:lineRule="auto"/>
+        <w:ind w:left="709"/>
+      </w:pPr>
+      <w:r>
+        <w:t xml:space="preserve">In this context operational scenario should be included, which </w:t>
+      </w:r>
+      <w:r>
+        <w:t>d</w:t>
+      </w:r>
+      <w:r>
+        <w:rPr>
+          <w:lang w:val="en-US"/>
+        </w:rPr>
+        <w:t>escribe examples of how users/operators/maintainers will interact with the system (context of use). The</w:t>
+      </w:r>
+      <w:r>
+        <w:t xml:space="preserve"> </w:t>
+      </w:r>
+      <w:r>
+        <w:rPr>
+          <w:lang w:val="en-US"/>
+        </w:rPr>
+        <w:t xml:space="preserve">scenarios are described for an activity or a series of activities of business processes supported by </w:t>
+      </w:r>
+      <w:r>
+        <w:rPr>
+          <w:lang w:val="en-US"/>
+        </w:rPr>
+        <w:t>the system.&gt;</w:t>
       </w:r>
     </w:p>
     <w:p>
@@ -7487,25 +9479,70 @@
       <w:pPr>
         <w:pStyle w:val="HeadingNumbered3"/>
       </w:pPr>
-      <w:bookmarkStart w:id="83" w:name="_Toc220596259"/>
+      <w:bookmarkStart w:id="86" w:name="_Toc220596259"/>
       <w:r>
         <w:t>Feature List</w:t>
       </w:r>
-      <w:bookmarkEnd w:id="83"/>
-    </w:p>
-    <w:p>
-      <w:pPr>
-        <w:ind w:firstLine="709"/>
-      </w:pPr>
-      <w:r>
-        <w:t>{section_}</w:t>
-      </w:r>
-    </w:p>
-    <w:p>
-      <w:pPr>
-        <w:ind w:firstLine="709"/>
-      </w:pPr>
-    </w:p>
+      <w:bookmarkEnd w:id="86"/>
+    </w:p>
+    <w:p>
+      <w:pPr>
+        <w:spacing w:after="200" w:line="360" w:lineRule="auto"/>
+        <w:ind w:left="706"/>
+      </w:pPr>
+      <w:r>
+        <w:t>&lt;Column Source indicates source of requirements, example: SOW, contract, requirement workshop and policies. If not use, please remove the column</w:t>
+      </w:r>
+      <w:r>
+        <w:t>.</w:t>
+      </w:r>
+    </w:p>
+    <w:p>
+      <w:pPr>
+        <w:spacing w:after="200" w:line="360" w:lineRule="auto"/>
+        <w:ind w:left="706"/>
+      </w:pPr>
+      <w:r>
+        <w:rPr>
+          <w:rFonts w:asciiTheme="minorHAnsi" w:hAnsiTheme="minorHAnsi"/>
+        </w:rPr>
+        <w:t xml:space="preserve">Column Features </w:t>
+      </w:r>
+      <w:r>
+        <w:rPr>
+          <w:rFonts w:asciiTheme="minorHAnsi" w:hAnsiTheme="minorHAnsi"/>
+        </w:rPr>
+        <w:t>indicating the operational features that are to be</w:t>
+      </w:r>
+      <w:r>
+        <w:rPr>
+          <w:rFonts w:asciiTheme="minorHAnsi" w:hAnsiTheme="minorHAnsi"/>
+        </w:rPr>
+        <w:t xml:space="preserve"> </w:t>
+      </w:r>
+      <w:r>
+        <w:rPr>
+          <w:rFonts w:asciiTheme="minorHAnsi" w:hAnsiTheme="minorHAnsi"/>
+        </w:rPr>
+        <w:t>provided without specifying design details</w:t>
+      </w:r>
+      <w:r>
+        <w:rPr>
+          <w:rFonts w:asciiTheme="minorHAnsi" w:hAnsiTheme="minorHAnsi"/>
+        </w:rPr>
+        <w:t xml:space="preserve"> (including modes of system and support environment)</w:t>
+      </w:r>
+      <w:r>
+        <w:rPr>
+          <w:rFonts w:asciiTheme="minorHAnsi" w:hAnsiTheme="minorHAnsi"/>
+        </w:rPr>
+        <w:t>.</w:t>
+      </w:r>
+      <w:r>
+        <w:t>&gt;</w:t>
+      </w:r>
+    </w:p>
+    <w:p/>
     <w:tbl>
       <w:tblPr>
         <w:tblW w:w="8617" w:type="dxa"/>
@@ -7546,7 +9583,6 @@
               <w:rPr>
                 <w:rFonts w:eastAsia="Times New Roman"/>
               </w:rPr>
-              <w:lastRenderedPageBreak/>
               <w:t>FR ID</w:t>
             </w:r>
           </w:p>
@@ -7658,6 +9694,9 @@
             <w:pPr>
               <w:jc w:val="center"/>
             </w:pPr>
+            <w:r>
+              <w:t>PM-1.1</w:t>
+            </w:r>
           </w:p>
         </w:tc>
         <w:tc>
@@ -7671,7 +9710,29 @@
             </w:tcBorders>
             <w:shd w:val="clear" w:color="000000" w:fill="FFFFFF"/>
           </w:tcPr>
-          <w:p/>
+          <w:p>
+            <w:r>
+              <w:rPr>
+                <w:iCs/>
+                <w:szCs w:val="24"/>
+              </w:rPr>
+              <w:t xml:space="preserve">The system shall have the ability to register a new </w:t>
+            </w:r>
+            <w:r>
+              <w:rPr>
+                <w:iCs/>
+                <w:szCs w:val="24"/>
+              </w:rPr>
+              <w:t>user</w:t>
+            </w:r>
+            <w:r>
+              <w:rPr>
+                <w:iCs/>
+                <w:szCs w:val="24"/>
+              </w:rPr>
+              <w:t>.</w:t>
+            </w:r>
+          </w:p>
         </w:tc>
         <w:tc>
           <w:tcPr>
@@ -7684,7 +9745,76 @@
             </w:tcBorders>
             <w:shd w:val="clear" w:color="000000" w:fill="FFFFFF"/>
           </w:tcPr>
-          <w:p/>
+          <w:p>
+            <w:pPr>
+              <w:spacing w:line="276" w:lineRule="auto"/>
+              <w:jc w:val="center"/>
+              <w:rPr>
+                <w:rFonts w:eastAsia="Times New Roman"/>
+                <w:color w:val="000000"/>
+              </w:rPr>
+            </w:pPr>
+            <w:r>
+              <w:rPr>
+                <w:rFonts w:eastAsia="Times New Roman"/>
+                <w:color w:val="000000"/>
+              </w:rPr>
+              <w:t>COMMON</w:t>
+            </w:r>
+          </w:p>
+          <w:p>
+            <w:pPr>
+              <w:spacing w:line="276" w:lineRule="auto"/>
+              <w:jc w:val="center"/>
+              <w:rPr>
+                <w:rFonts w:eastAsia="Times New Roman"/>
+                <w:color w:val="000000"/>
+              </w:rPr>
+            </w:pPr>
+            <w:r>
+              <w:rPr>
+                <w:rFonts w:eastAsia="Times New Roman"/>
+                <w:color w:val="000000"/>
+              </w:rPr>
+              <w:t>SoW 3.1, 15.3</w:t>
+            </w:r>
+          </w:p>
+          <w:p>
+            <w:pPr>
+              <w:spacing w:line="276" w:lineRule="auto"/>
+              <w:jc w:val="center"/>
+              <w:rPr>
+                <w:rFonts w:eastAsia="Times New Roman"/>
+                <w:color w:val="000000"/>
+              </w:rPr>
+            </w:pPr>
+          </w:p>
+          <w:p>
+            <w:pPr>
+              <w:spacing w:line="276" w:lineRule="auto"/>
+              <w:jc w:val="center"/>
+              <w:rPr>
+                <w:rFonts w:eastAsia="Times New Roman"/>
+                <w:color w:val="000000"/>
+              </w:rPr>
+            </w:pPr>
+            <w:r>
+              <w:rPr>
+                <w:rFonts w:eastAsia="Times New Roman"/>
+                <w:color w:val="000000"/>
+              </w:rPr>
+              <w:t>LITE</w:t>
+            </w:r>
+          </w:p>
+          <w:p>
+            <w:r>
+              <w:rPr>
+                <w:rFonts w:eastAsia="Times New Roman"/>
+                <w:color w:val="000000"/>
+              </w:rPr>
+              <w:t>SoW 1.1, 1.12</w:t>
+            </w:r>
+          </w:p>
         </w:tc>
         <w:tc>
           <w:tcPr>
@@ -7701,6 +9831,9 @@
             <w:pPr>
               <w:jc w:val="center"/>
             </w:pPr>
+            <w:r>
+              <w:t>M</w:t>
+            </w:r>
           </w:p>
         </w:tc>
       </w:tr>
@@ -7723,6 +9856,9 @@
             <w:pPr>
               <w:jc w:val="center"/>
             </w:pPr>
+            <w:r>
+              <w:t>PM-1.2</w:t>
+            </w:r>
           </w:p>
         </w:tc>
         <w:tc>
@@ -7736,7 +9872,15 @@
             </w:tcBorders>
             <w:shd w:val="clear" w:color="000000" w:fill="FFFFFF"/>
           </w:tcPr>
-          <w:p/>
+          <w:p>
+            <w:r>
+              <w:rPr>
+                <w:iCs/>
+                <w:szCs w:val="24"/>
+              </w:rPr>
+              <w:t>The system shall allow the user to set which is the primary reference ID.</w:t>
+            </w:r>
+          </w:p>
         </w:tc>
         <w:tc>
           <w:tcPr>
@@ -7749,7 +9893,15 @@
             </w:tcBorders>
             <w:shd w:val="clear" w:color="000000" w:fill="FFFFFF"/>
           </w:tcPr>
-          <w:p/>
+          <w:p>
+            <w:r>
+              <w:rPr>
+                <w:rFonts w:eastAsia="Times New Roman"/>
+                <w:color w:val="000000"/>
+              </w:rPr>
+              <w:t>Workshop 2</w:t>
+            </w:r>
+          </w:p>
         </w:tc>
         <w:tc>
           <w:tcPr>
@@ -7766,6 +9918,9 @@
             <w:pPr>
               <w:jc w:val="center"/>
             </w:pPr>
+            <w:r>
+              <w:t>M</w:t>
+            </w:r>
           </w:p>
         </w:tc>
       </w:tr>
@@ -7843,7 +9998,7 @@
         <w:pStyle w:val="Caption"/>
         <w:jc w:val="center"/>
       </w:pPr>
-      <w:bookmarkStart w:id="84" w:name="_Toc220593984"/>
+      <w:bookmarkStart w:id="87" w:name="_Toc220593984"/>
       <w:r>
         <w:t xml:space="preserve">Table </w:t>
       </w:r>
@@ -7877,17 +10032,17 @@
       <w:r>
         <w:t xml:space="preserve"> List of Features for &lt;Module 2&gt;</w:t>
       </w:r>
-      <w:bookmarkEnd w:id="84"/>
+      <w:bookmarkEnd w:id="87"/>
     </w:p>
     <w:p/>
     <w:p>
       <w:pPr>
         <w:jc w:val="left"/>
       </w:pPr>
-      <w:bookmarkStart w:id="85" w:name="_Toc407697762"/>
-      <w:bookmarkStart w:id="86" w:name="_Toc413422220"/>
-      <w:bookmarkStart w:id="87" w:name="_Toc415665926"/>
-      <w:bookmarkEnd w:id="68"/>
+      <w:bookmarkStart w:id="88" w:name="_Toc407697762"/>
+      <w:bookmarkStart w:id="89" w:name="_Toc413422220"/>
+      <w:bookmarkStart w:id="90" w:name="_Toc415665926"/>
+      <w:bookmarkEnd w:id="70"/>
       <w:r>
         <w:br w:type="page"/>
       </w:r>
@@ -7896,7 +10051,7 @@
       <w:pPr>
         <w:pStyle w:val="HeadingNumbered1"/>
       </w:pPr>
-      <w:bookmarkStart w:id="88" w:name="_Toc220596260"/>
+      <w:bookmarkStart w:id="91" w:name="_Toc220596260"/>
       <w:r>
         <w:lastRenderedPageBreak/>
         <w:t>Non-Functional Requirements</w:t>
@@ -7904,14 +10059,32 @@
       <w:r>
         <w:t xml:space="preserve"> (NFR)</w:t>
       </w:r>
-      <w:bookmarkEnd w:id="88"/>
+      <w:bookmarkEnd w:id="91"/>
     </w:p>
     <w:p>
       <w:pPr>
         <w:pStyle w:val="Content"/>
       </w:pPr>
       <w:r>
-        <w:t>{section_21}</w:t>
+        <w:t>&lt;List each of the non-functional requirements</w:t>
+      </w:r>
+      <w:r>
+        <w:t xml:space="preserve">, e.g on Usability, Security, </w:t>
+      </w:r>
+      <w:r>
+        <w:t>Performance</w:t>
+      </w:r>
+      <w:r>
+        <w:t xml:space="preserve"> </w:t>
+      </w:r>
+      <w:r>
+        <w:t>etc</w:t>
+      </w:r>
+      <w:r>
+        <w:t>.</w:t>
+      </w:r>
+      <w:r>
+        <w:t>&gt;</w:t>
       </w:r>
     </w:p>
     <w:tbl>
@@ -8065,6 +10238,9 @@
             <w:pPr>
               <w:jc w:val="center"/>
             </w:pPr>
+            <w:r>
+              <w:t>e.g. DM-TIS-NFR-URS-1</w:t>
+            </w:r>
           </w:p>
         </w:tc>
         <w:tc>
@@ -8250,7 +10426,7 @@
         <w:pStyle w:val="Caption"/>
         <w:jc w:val="center"/>
       </w:pPr>
-      <w:bookmarkStart w:id="89" w:name="_Toc220593985"/>
+      <w:bookmarkStart w:id="92" w:name="_Toc220593985"/>
       <w:r>
         <w:t xml:space="preserve">Table </w:t>
       </w:r>
@@ -8284,20 +10460,20 @@
       <w:r>
         <w:t xml:space="preserve"> List of Non-Functional Requirements for &lt;System/Module&gt;</w:t>
       </w:r>
+      <w:bookmarkEnd w:id="92"/>
+    </w:p>
+    <w:p>
+      <w:pPr>
+        <w:pStyle w:val="HeadingNumbered1"/>
+      </w:pPr>
+      <w:bookmarkStart w:id="93" w:name="_Toc220596261"/>
+      <w:r>
+        <w:t>Assumptions and Dependencies</w:t>
+      </w:r>
+      <w:bookmarkEnd w:id="88"/>
       <w:bookmarkEnd w:id="89"/>
-    </w:p>
-    <w:p>
-      <w:pPr>
-        <w:pStyle w:val="HeadingNumbered1"/>
-      </w:pPr>
-      <w:bookmarkStart w:id="90" w:name="_Toc220596261"/>
-      <w:r>
-        <w:t>Assumptions and Dependencies</w:t>
-      </w:r>
-      <w:bookmarkEnd w:id="85"/>
-      <w:bookmarkEnd w:id="86"/>
-      <w:bookmarkEnd w:id="87"/>
       <w:bookmarkEnd w:id="90"/>
+      <w:bookmarkEnd w:id="93"/>
     </w:p>
     <w:p>
       <w:pPr>
@@ -8305,7 +10481,73 @@
         <w:ind w:left="720"/>
       </w:pPr>
       <w:r>
-        <w:t>{section_22}</w:t>
+        <w:t>&lt;</w:t>
+      </w:r>
+      <w:r>
+        <w:t xml:space="preserve">List each of the factors that affect </w:t>
+      </w:r>
+      <w:r>
+        <w:t>the requirements stated in the B</w:t>
+      </w:r>
+      <w:r>
+        <w:t>R</w:t>
+      </w:r>
+      <w:r>
+        <w:t xml:space="preserve">S. These factors are not design </w:t>
+      </w:r>
+      <w:r>
+        <w:t xml:space="preserve">constraints on the software but any changes to these factors can </w:t>
+      </w:r>
+      <w:r>
+        <w:t>affect the requirements in the B</w:t>
+      </w:r>
+      <w:r>
+        <w:t>RS</w:t>
+      </w:r>
+      <w:r>
+        <w:t>.</w:t>
+      </w:r>
+    </w:p>
+    <w:p>
+      <w:pPr>
+        <w:spacing w:after="200" w:line="360" w:lineRule="auto"/>
+        <w:ind w:left="720"/>
+      </w:pPr>
+      <w:r>
+        <w:t xml:space="preserve">Please re-arrange this section if the assumptions and dependencies are specific to each </w:t>
+      </w:r>
+      <w:r>
+        <w:t>module</w:t>
+      </w:r>
+      <w:r>
+        <w:t xml:space="preserve">.  </w:t>
+      </w:r>
+    </w:p>
+    <w:p>
+      <w:pPr>
+        <w:spacing w:after="200" w:line="360" w:lineRule="auto"/>
+        <w:ind w:left="720"/>
+      </w:pPr>
+      <w:r>
+        <w:t>Otherwise this section describe</w:t>
+      </w:r>
+      <w:r>
+        <w:t xml:space="preserve">s </w:t>
+      </w:r>
+      <w:r>
+        <w:t>generic</w:t>
+      </w:r>
+      <w:r>
+        <w:t xml:space="preserve"> assumptions and depe</w:t>
+      </w:r>
+      <w:r>
+        <w:t>ndencies of the system being developed or changed</w:t>
+      </w:r>
+      <w:r>
+        <w:t>.</w:t>
+      </w:r>
+      <w:r>
+        <w:t>&gt;</w:t>
       </w:r>
     </w:p>
     <w:tbl>
@@ -8471,6 +10713,13 @@
                 <w:szCs w:val="22"/>
               </w:rPr>
             </w:pPr>
+            <w:r>
+              <w:rPr>
+                <w:rFonts w:eastAsia="Times New Roman"/>
+                <w:szCs w:val="22"/>
+              </w:rPr>
+              <w:t>&lt;Example: Data source is accurate&gt;</w:t>
+            </w:r>
           </w:p>
         </w:tc>
         <w:tc>
@@ -8491,6 +10740,13 @@
                 <w:szCs w:val="22"/>
               </w:rPr>
             </w:pPr>
+            <w:r>
+              <w:rPr>
+                <w:rFonts w:eastAsia="Times New Roman"/>
+                <w:szCs w:val="22"/>
+              </w:rPr>
+              <w:t>All</w:t>
+            </w:r>
           </w:p>
         </w:tc>
       </w:tr>
@@ -8574,7 +10830,7 @@
         <w:pStyle w:val="Caption"/>
         <w:jc w:val="center"/>
       </w:pPr>
-      <w:bookmarkStart w:id="91" w:name="_Toc220593986"/>
+      <w:bookmarkStart w:id="94" w:name="_Toc220593986"/>
       <w:r>
         <w:t xml:space="preserve">Table </w:t>
       </w:r>
@@ -8608,7 +10864,7 @@
       <w:r>
         <w:t xml:space="preserve"> List of Assumptions</w:t>
       </w:r>
-      <w:bookmarkEnd w:id="91"/>
+      <w:bookmarkEnd w:id="94"/>
     </w:p>
     <w:p>
       <w:pPr>
@@ -8636,9 +10892,9 @@
           <w:szCs w:val="28"/>
         </w:rPr>
       </w:pPr>
-      <w:bookmarkStart w:id="92" w:name="_Toc226354434"/>
-      <w:bookmarkStart w:id="93" w:name="_Toc322009513"/>
-      <w:bookmarkStart w:id="94" w:name="_Toc383015067"/>
+      <w:bookmarkStart w:id="95" w:name="_Toc226354434"/>
+      <w:bookmarkStart w:id="96" w:name="_Toc322009513"/>
+      <w:bookmarkStart w:id="97" w:name="_Toc383015067"/>
       <w:r>
         <w:rPr>
           <w:rFonts w:ascii="ArialMT" w:hAnsi="ArialMT" w:cs="ArialMT"/>
@@ -8656,30 +10912,33 @@
       <w:pPr>
         <w:pStyle w:val="HeadingNumbered1"/>
       </w:pPr>
-      <w:bookmarkStart w:id="95" w:name="_Toc383015073"/>
-      <w:bookmarkStart w:id="96" w:name="_Toc407697766"/>
-      <w:bookmarkStart w:id="97" w:name="_Toc413422224"/>
-      <w:bookmarkStart w:id="98" w:name="_Toc415665930"/>
-      <w:bookmarkStart w:id="99" w:name="_Toc220596262"/>
-      <w:bookmarkEnd w:id="92"/>
-      <w:bookmarkEnd w:id="93"/>
-      <w:bookmarkEnd w:id="94"/>
-      <w:r>
-        <w:lastRenderedPageBreak/>
-        <w:t>Open Issues</w:t>
-      </w:r>
+      <w:bookmarkStart w:id="98" w:name="_Toc383015073"/>
+      <w:bookmarkStart w:id="99" w:name="_Toc407697766"/>
+      <w:bookmarkStart w:id="100" w:name="_Toc413422224"/>
+      <w:bookmarkStart w:id="101" w:name="_Toc415665930"/>
+      <w:bookmarkStart w:id="102" w:name="_Toc220596262"/>
       <w:bookmarkEnd w:id="95"/>
       <w:bookmarkEnd w:id="96"/>
       <w:bookmarkEnd w:id="97"/>
+      <w:r>
+        <w:lastRenderedPageBreak/>
+        <w:t>Open Issues</w:t>
+      </w:r>
       <w:bookmarkEnd w:id="98"/>
       <w:bookmarkEnd w:id="99"/>
+      <w:bookmarkEnd w:id="100"/>
+      <w:bookmarkEnd w:id="101"/>
+      <w:bookmarkEnd w:id="102"/>
     </w:p>
     <w:p>
       <w:pPr>
         <w:ind w:left="709"/>
       </w:pPr>
       <w:r>
-        <w:t>{section_23}</w:t>
+        <w:t>The following are the open issues when preparing this document</w:t>
+      </w:r>
+      <w:r>
+        <w:t>.</w:t>
       </w:r>
     </w:p>
     <w:p>
@@ -8815,6 +11074,12 @@
                 <w:szCs w:val="22"/>
               </w:rPr>
             </w:pPr>
+            <w:r>
+              <w:rPr>
+                <w:szCs w:val="22"/>
+              </w:rPr>
+              <w:t>&lt;Example: Third party API is not ready.&gt;</w:t>
+            </w:r>
           </w:p>
         </w:tc>
         <w:tc>
@@ -8827,6 +11092,12 @@
                 <w:szCs w:val="22"/>
               </w:rPr>
             </w:pPr>
+            <w:r>
+              <w:rPr>
+                <w:szCs w:val="22"/>
+              </w:rPr>
+              <w:t>All</w:t>
+            </w:r>
           </w:p>
         </w:tc>
         <w:tc>
@@ -8839,6 +11110,12 @@
                 <w:szCs w:val="22"/>
               </w:rPr>
             </w:pPr>
+            <w:r>
+              <w:rPr>
+                <w:szCs w:val="22"/>
+              </w:rPr>
+              <w:t>To follow up closely before System Requirement Specification (SRS) sign-off</w:t>
+            </w:r>
           </w:p>
         </w:tc>
       </w:tr>
@@ -8971,7 +11248,7 @@
         <w:pStyle w:val="Caption"/>
         <w:jc w:val="center"/>
       </w:pPr>
-      <w:bookmarkStart w:id="100" w:name="_Toc220593987"/>
+      <w:bookmarkStart w:id="103" w:name="_Toc220593987"/>
       <w:r>
         <w:t xml:space="preserve">Table </w:t>
       </w:r>
@@ -9005,7 +11282,7 @@
       <w:r>
         <w:t xml:space="preserve"> List of Open Issues</w:t>
       </w:r>
-      <w:bookmarkEnd w:id="100"/>
+      <w:bookmarkEnd w:id="103"/>
     </w:p>
     <w:p>
       <w:pPr>
@@ -9023,12 +11300,12 @@
           <w:numId w:val="0"/>
         </w:numPr>
       </w:pPr>
-      <w:bookmarkStart w:id="101" w:name="_Toc404937887"/>
-      <w:bookmarkStart w:id="102" w:name="_Toc407697767"/>
-      <w:bookmarkStart w:id="103" w:name="_Toc413422225"/>
-      <w:bookmarkStart w:id="104" w:name="_Toc415665931"/>
-      <w:bookmarkStart w:id="105" w:name="_Toc220596263"/>
-      <w:bookmarkStart w:id="106" w:name="_Toc404703156"/>
+      <w:bookmarkStart w:id="104" w:name="_Toc404937887"/>
+      <w:bookmarkStart w:id="105" w:name="_Toc407697767"/>
+      <w:bookmarkStart w:id="106" w:name="_Toc413422225"/>
+      <w:bookmarkStart w:id="107" w:name="_Toc415665931"/>
+      <w:bookmarkStart w:id="108" w:name="_Toc220596263"/>
+      <w:bookmarkStart w:id="109" w:name="_Toc404703156"/>
       <w:r>
         <w:lastRenderedPageBreak/>
         <w:t>Ap</w:t>
@@ -9039,15 +11316,15 @@
       <w:r>
         <w:t>es</w:t>
       </w:r>
-      <w:bookmarkEnd w:id="101"/>
-      <w:bookmarkEnd w:id="102"/>
-      <w:bookmarkEnd w:id="103"/>
       <w:bookmarkEnd w:id="104"/>
       <w:bookmarkEnd w:id="105"/>
+      <w:bookmarkEnd w:id="106"/>
+      <w:bookmarkEnd w:id="107"/>
+      <w:bookmarkEnd w:id="108"/>
       <w:r>
         <w:t xml:space="preserve"> </w:t>
       </w:r>
-      <w:bookmarkEnd w:id="106"/>
+      <w:bookmarkEnd w:id="109"/>
     </w:p>
     <w:p>
       <w:pPr>
@@ -9058,16 +11335,16 @@
         </w:numPr>
         <w:ind w:left="709" w:hanging="709"/>
       </w:pPr>
-      <w:bookmarkStart w:id="107" w:name="_Toc524005619"/>
-      <w:bookmarkStart w:id="108" w:name="_Toc525641631"/>
-      <w:bookmarkStart w:id="109" w:name="_Toc220596264"/>
-      <w:bookmarkStart w:id="110" w:name="_Toc402857547"/>
+      <w:bookmarkStart w:id="110" w:name="_Toc524005619"/>
+      <w:bookmarkStart w:id="111" w:name="_Toc525641631"/>
+      <w:bookmarkStart w:id="112" w:name="_Toc220596264"/>
+      <w:bookmarkStart w:id="113" w:name="_Toc402857547"/>
       <w:r>
         <w:t>Appendix A: &lt;Title&gt;</w:t>
       </w:r>
-      <w:bookmarkEnd w:id="107"/>
-      <w:bookmarkEnd w:id="108"/>
-      <w:bookmarkEnd w:id="109"/>
+      <w:bookmarkEnd w:id="110"/>
+      <w:bookmarkEnd w:id="111"/>
+      <w:bookmarkEnd w:id="112"/>
     </w:p>
     <w:p>
       <w:pPr>
@@ -9078,62 +11355,62 @@
         </w:numPr>
         <w:ind w:left="709" w:hanging="709"/>
       </w:pPr>
-      <w:bookmarkStart w:id="111" w:name="_Toc524005620"/>
-      <w:bookmarkStart w:id="112" w:name="_Toc525641632"/>
-      <w:bookmarkStart w:id="113" w:name="_Toc220596265"/>
+      <w:bookmarkStart w:id="114" w:name="_Toc524005620"/>
+      <w:bookmarkStart w:id="115" w:name="_Toc525641632"/>
+      <w:bookmarkStart w:id="116" w:name="_Toc220596265"/>
       <w:r>
         <w:t>Appendix B: &lt;Title&gt;</w:t>
       </w:r>
-      <w:bookmarkEnd w:id="111"/>
-      <w:bookmarkEnd w:id="112"/>
+      <w:bookmarkEnd w:id="114"/>
+      <w:bookmarkEnd w:id="115"/>
+      <w:bookmarkEnd w:id="116"/>
+    </w:p>
+    <w:p>
+      <w:pPr>
+        <w:rPr>
+          <w:lang w:val="en-GB"/>
+        </w:rPr>
+      </w:pPr>
+    </w:p>
+    <w:p>
+      <w:pPr>
+        <w:rPr>
+          <w:i/>
+        </w:rPr>
+      </w:pPr>
+      <w:r>
+        <w:rPr>
+          <w:i/>
+        </w:rPr>
+        <w:t>[Note</w:t>
+      </w:r>
+      <w:r>
+        <w:rPr>
+          <w:i/>
+        </w:rPr>
+        <w:t xml:space="preserve">: </w:t>
+      </w:r>
+    </w:p>
+    <w:p>
+      <w:pPr>
+        <w:rPr>
+          <w:lang w:val="en-GB"/>
+        </w:rPr>
+      </w:pPr>
+    </w:p>
+    <w:p>
+      <w:pPr>
+        <w:rPr>
+          <w:lang w:val="en-GB"/>
+        </w:rPr>
+      </w:pPr>
+      <w:r>
+        <w:rPr>
+          <w:lang w:val="en-GB"/>
+        </w:rPr>
+        <w:t>Figure Caption</w:t>
+      </w:r>
       <w:bookmarkEnd w:id="113"/>
-    </w:p>
-    <w:p>
-      <w:pPr>
-        <w:rPr>
-          <w:lang w:val="en-GB"/>
-        </w:rPr>
-      </w:pPr>
-    </w:p>
-    <w:p>
-      <w:pPr>
-        <w:rPr>
-          <w:i/>
-        </w:rPr>
-      </w:pPr>
-      <w:r>
-        <w:rPr>
-          <w:i/>
-        </w:rPr>
-        <w:t>[Note</w:t>
-      </w:r>
-      <w:r>
-        <w:rPr>
-          <w:i/>
-        </w:rPr>
-        <w:t xml:space="preserve">: </w:t>
-      </w:r>
-    </w:p>
-    <w:p>
-      <w:pPr>
-        <w:rPr>
-          <w:lang w:val="en-GB"/>
-        </w:rPr>
-      </w:pPr>
-    </w:p>
-    <w:p>
-      <w:pPr>
-        <w:rPr>
-          <w:lang w:val="en-GB"/>
-        </w:rPr>
-      </w:pPr>
-      <w:r>
-        <w:rPr>
-          <w:lang w:val="en-GB"/>
-        </w:rPr>
-        <w:t>Figure Caption</w:t>
-      </w:r>
-      <w:bookmarkEnd w:id="110"/>
     </w:p>
     <w:p>
       <w:pPr>
@@ -9165,11 +11442,11 @@
           <w:szCs w:val="20"/>
         </w:rPr>
       </w:pPr>
-      <w:bookmarkStart w:id="114" w:name="_Toc402431097"/>
-      <w:bookmarkStart w:id="115" w:name="_Toc402857465"/>
-      <w:bookmarkStart w:id="116" w:name="_Toc404773713"/>
-      <w:bookmarkStart w:id="117" w:name="_Toc413422135"/>
-      <w:bookmarkStart w:id="118" w:name="_Toc220596269"/>
+      <w:bookmarkStart w:id="117" w:name="_Toc402431097"/>
+      <w:bookmarkStart w:id="118" w:name="_Toc402857465"/>
+      <w:bookmarkStart w:id="119" w:name="_Toc404773713"/>
+      <w:bookmarkStart w:id="120" w:name="_Toc413422135"/>
+      <w:bookmarkStart w:id="121" w:name="_Toc220596269"/>
       <w:r>
         <w:rPr>
           <w:szCs w:val="20"/>
@@ -9219,17 +11496,17 @@
         </w:rPr>
         <w:t xml:space="preserve"> </w:t>
       </w:r>
-      <w:bookmarkEnd w:id="114"/>
+      <w:bookmarkEnd w:id="117"/>
       <w:r>
         <w:rPr>
           <w:szCs w:val="20"/>
         </w:rPr>
         <w:t>&lt;Figure Name&gt;</w:t>
       </w:r>
-      <w:bookmarkEnd w:id="115"/>
-      <w:bookmarkEnd w:id="116"/>
-      <w:bookmarkEnd w:id="117"/>
       <w:bookmarkEnd w:id="118"/>
+      <w:bookmarkEnd w:id="119"/>
+      <w:bookmarkEnd w:id="120"/>
+      <w:bookmarkEnd w:id="121"/>
     </w:p>
     <w:p>
       <w:pPr>
@@ -9242,14 +11519,14 @@
           <w:lang w:val="en-GB"/>
         </w:rPr>
       </w:pPr>
-      <w:bookmarkStart w:id="119" w:name="_Toc402857548"/>
+      <w:bookmarkStart w:id="122" w:name="_Toc402857548"/>
       <w:r>
         <w:rPr>
           <w:lang w:val="en-GB"/>
         </w:rPr>
         <w:t>Table Format</w:t>
       </w:r>
-      <w:bookmarkEnd w:id="119"/>
+      <w:bookmarkEnd w:id="122"/>
     </w:p>
     <w:p>
       <w:pPr>
@@ -9284,11 +11561,11 @@
             <w:pPr>
               <w:pStyle w:val="TableHead311MB"/>
             </w:pPr>
-            <w:bookmarkStart w:id="120" w:name="_Toc404773714"/>
-            <w:bookmarkStart w:id="121" w:name="_Toc413418599"/>
-            <w:bookmarkStart w:id="122" w:name="_Toc413418822"/>
-            <w:bookmarkStart w:id="123" w:name="_Toc413422042"/>
-            <w:bookmarkStart w:id="124" w:name="_Toc413422299"/>
+            <w:bookmarkStart w:id="123" w:name="_Toc404773714"/>
+            <w:bookmarkStart w:id="124" w:name="_Toc413418599"/>
+            <w:bookmarkStart w:id="125" w:name="_Toc413418822"/>
+            <w:bookmarkStart w:id="126" w:name="_Toc413422042"/>
+            <w:bookmarkStart w:id="127" w:name="_Toc413422299"/>
             <w:r>
               <w:t>No</w:t>
             </w:r>
@@ -9478,7 +11755,7 @@
           <w:szCs w:val="20"/>
         </w:rPr>
       </w:pPr>
-      <w:bookmarkStart w:id="125" w:name="_Toc220593988"/>
+      <w:bookmarkStart w:id="128" w:name="_Toc220593988"/>
       <w:r>
         <w:rPr>
           <w:szCs w:val="20"/>
@@ -9534,12 +11811,12 @@
         </w:rPr>
         <w:t>&lt;Table Name&gt;</w:t>
       </w:r>
-      <w:bookmarkEnd w:id="120"/>
-      <w:bookmarkEnd w:id="121"/>
-      <w:bookmarkEnd w:id="122"/>
       <w:bookmarkEnd w:id="123"/>
       <w:bookmarkEnd w:id="124"/>
       <w:bookmarkEnd w:id="125"/>
+      <w:bookmarkEnd w:id="126"/>
+      <w:bookmarkEnd w:id="127"/>
+      <w:bookmarkEnd w:id="128"/>
     </w:p>
     <w:p>
       <w:pPr>
@@ -9557,8 +11834,8 @@
       </w:r>
     </w:p>
     <w:sectPr>
-      <w:headerReference w:type="default" r:id="rId12"/>
-      <w:footerReference w:type="default" r:id="rId13"/>
+      <w:headerReference w:type="default" r:id="rId17"/>
+      <w:footerReference w:type="default" r:id="rId18"/>
       <w:pgSz w:w="11906" w:h="16838"/>
       <w:pgMar w:top="2291" w:right="1440" w:bottom="1440" w:left="1559" w:header="709" w:footer="325" w:gutter="0"/>
       <w:cols w:space="708"/>
@@ -14952,15 +17229,19 @@
 </file>
 
 <file path=customXml/item1.xml><?xml version="1.0" encoding="utf-8"?>
-<p:properties xmlns:p="http://schemas.microsoft.com/office/2006/metadata/properties" xmlns:xsi="http://www.w3.org/2001/XMLSchema-instance" xmlns:pc="http://schemas.microsoft.com/office/infopath/2007/PartnerControls">
-  <documentManagement>
-    <PracticeArea xmlns="0372c498-f97f-4605-aff8-29a0d815acaf" xsi:nil="true"/>
-    <DocumentType xmlns="0372c498-f97f-4605-aff8-29a0d815acaf" xsi:nil="true"/>
-  </documentManagement>
-</p:properties>
+<?mso-contentType ?>
+<FormTemplates xmlns="http://schemas.microsoft.com/sharepoint/v3/contenttype/forms">
+  <Display>DocumentLibraryForm</Display>
+  <Edit>DocumentLibraryForm</Edit>
+  <New>DocumentLibraryForm</New>
+</FormTemplates>
 </file>
 
 <file path=customXml/item2.xml><?xml version="1.0" encoding="utf-8"?>
+<b:Sources xmlns:b="http://schemas.openxmlformats.org/officeDocument/2006/bibliography" xmlns="http://schemas.openxmlformats.org/officeDocument/2006/bibliography" SelectedStyle="\APA.XSL" StyleName="APA"/>
+</file>
+
+<file path=customXml/item3.xml><?xml version="1.0" encoding="utf-8"?>
 <ct:contentTypeSchema xmlns:ct="http://schemas.microsoft.com/office/2006/metadata/contentType" xmlns:ma="http://schemas.microsoft.com/office/2006/metadata/properties/metaAttributes" ct:_="" ma:_="" ma:contentTypeName="Document" ma:contentTypeID="0x01010002D4D1BE6ECDC34E8BC441A36DF460DA" ma:contentTypeVersion="11" ma:contentTypeDescription="Create a new document." ma:contentTypeScope="" ma:versionID="478ecfb64892e0b07660332313d6db3b">
   <xsd:schema xmlns:xsd="http://www.w3.org/2001/XMLSchema" xmlns:xs="http://www.w3.org/2001/XMLSchema" xmlns:p="http://schemas.microsoft.com/office/2006/metadata/properties" xmlns:ns2="0372c498-f97f-4605-aff8-29a0d815acaf" targetNamespace="http://schemas.microsoft.com/office/2006/metadata/properties" ma:root="true" ma:fieldsID="4141060666e6fd209bbf0fef9a6da22c" ns2:_="">
     <xsd:import namespace="0372c498-f97f-4605-aff8-29a0d815acaf"/>
@@ -15120,30 +17401,32 @@
 </ct:contentTypeSchema>
 </file>
 
-<file path=customXml/item3.xml><?xml version="1.0" encoding="utf-8"?>
-<b:Sources xmlns:b="http://schemas.openxmlformats.org/officeDocument/2006/bibliography" xmlns="http://schemas.openxmlformats.org/officeDocument/2006/bibliography" SelectedStyle="\APA.XSL" StyleName="APA"/>
-</file>
-
 <file path=customXml/item4.xml><?xml version="1.0" encoding="utf-8"?>
-<?mso-contentType ?>
-<FormTemplates xmlns="http://schemas.microsoft.com/sharepoint/v3/contenttype/forms">
-  <Display>DocumentLibraryForm</Display>
-  <Edit>DocumentLibraryForm</Edit>
-  <New>DocumentLibraryForm</New>
-</FormTemplates>
+<p:properties xmlns:p="http://schemas.microsoft.com/office/2006/metadata/properties" xmlns:xsi="http://www.w3.org/2001/XMLSchema-instance" xmlns:pc="http://schemas.microsoft.com/office/infopath/2007/PartnerControls">
+  <documentManagement>
+    <PracticeArea xmlns="0372c498-f97f-4605-aff8-29a0d815acaf" xsi:nil="true"/>
+    <DocumentType xmlns="0372c498-f97f-4605-aff8-29a0d815acaf" xsi:nil="true"/>
+  </documentManagement>
+</p:properties>
 </file>
 
 <file path=customXml/itemProps1.xml><?xml version="1.0" encoding="utf-8"?>
-<ds:datastoreItem xmlns:ds="http://schemas.openxmlformats.org/officeDocument/2006/customXml" ds:itemID="{EC6590F0-3728-4347-8420-6BC031A7F705}">
+<ds:datastoreItem xmlns:ds="http://schemas.openxmlformats.org/officeDocument/2006/customXml" ds:itemID="{F7F57CC6-3C2C-4B2D-96A5-A79848C80061}">
   <ds:schemaRefs>
-    <ds:schemaRef ds:uri="http://schemas.microsoft.com/office/2006/metadata/properties"/>
-    <ds:schemaRef ds:uri="http://schemas.microsoft.com/office/infopath/2007/PartnerControls"/>
-    <ds:schemaRef ds:uri="0372c498-f97f-4605-aff8-29a0d815acaf"/>
+    <ds:schemaRef ds:uri="http://schemas.microsoft.com/sharepoint/v3/contenttype/forms"/>
   </ds:schemaRefs>
 </ds:datastoreItem>
 </file>
 
 <file path=customXml/itemProps2.xml><?xml version="1.0" encoding="utf-8"?>
+<ds:datastoreItem xmlns:ds="http://schemas.openxmlformats.org/officeDocument/2006/customXml" ds:itemID="{D5322905-F089-472C-93EE-E3FAD52E4FF0}">
+  <ds:schemaRefs>
+    <ds:schemaRef ds:uri="http://schemas.openxmlformats.org/officeDocument/2006/bibliography"/>
+  </ds:schemaRefs>
+</ds:datastoreItem>
+</file>
+
+<file path=customXml/itemProps3.xml><?xml version="1.0" encoding="utf-8"?>
 <ds:datastoreItem xmlns:ds="http://schemas.openxmlformats.org/officeDocument/2006/customXml" ds:itemID="{3A67ED26-0675-45A7-9365-85265EBC347D}">
   <ds:schemaRefs>
     <ds:schemaRef ds:uri="http://schemas.microsoft.com/office/2006/metadata/contentType"/>
@@ -15161,18 +17444,12 @@
 </ds:datastoreItem>
 </file>
 
-<file path=customXml/itemProps3.xml><?xml version="1.0" encoding="utf-8"?>
-<ds:datastoreItem xmlns:ds="http://schemas.openxmlformats.org/officeDocument/2006/customXml" ds:itemID="{D5322905-F089-472C-93EE-E3FAD52E4FF0}">
+<file path=customXml/itemProps4.xml><?xml version="1.0" encoding="utf-8"?>
+<ds:datastoreItem xmlns:ds="http://schemas.openxmlformats.org/officeDocument/2006/customXml" ds:itemID="{EC6590F0-3728-4347-8420-6BC031A7F705}">
   <ds:schemaRefs>
-    <ds:schemaRef ds:uri="http://schemas.openxmlformats.org/officeDocument/2006/bibliography"/>
-  </ds:schemaRefs>
-</ds:datastoreItem>
-</file>
-
-<file path=customXml/itemProps4.xml><?xml version="1.0" encoding="utf-8"?>
-<ds:datastoreItem xmlns:ds="http://schemas.openxmlformats.org/officeDocument/2006/customXml" ds:itemID="{F7F57CC6-3C2C-4B2D-96A5-A79848C80061}">
-  <ds:schemaRefs>
-    <ds:schemaRef ds:uri="http://schemas.microsoft.com/sharepoint/v3/contenttype/forms"/>
+    <ds:schemaRef ds:uri="http://schemas.microsoft.com/office/2006/metadata/properties"/>
+    <ds:schemaRef ds:uri="http://schemas.microsoft.com/office/infopath/2007/PartnerControls"/>
+    <ds:schemaRef ds:uri="0372c498-f97f-4605-aff8-29a0d815acaf"/>
   </ds:schemaRefs>
 </ds:datastoreItem>
 </file>